--- a/대본/8부/15화_The_Next_Napkin.docx
+++ b/대본/8부/15화_The_Next_Napkin.docx
@@ -2,7 +2,7 @@
 <file path=word/document.xml><?xml version="1.0" encoding="utf-8"?>
 <w:document xmlns:w="http://schemas.openxmlformats.org/wordprocessingml/2006/main" xmlns:m="http://schemas.openxmlformats.org/officeDocument/2006/math" xmlns:r="http://schemas.openxmlformats.org/officeDocument/2006/relationships" xmlns:o="urn:schemas-microsoft-com:office:office" xmlns:v="urn:schemas-microsoft-com:vml" xmlns:w10="urn:schemas-microsoft-com:office:word" xmlns:a="http://schemas.openxmlformats.org/drawingml/2006/main" xmlns:pic="http://schemas.openxmlformats.org/drawingml/2006/picture" xmlns:wp="http://schemas.openxmlformats.org/drawingml/2006/wordprocessingDrawing">
   <w:body>
-    <w:bookmarkStart w:id="32" w:name="ship-it-8부-15화"/>
+    <w:bookmarkStart w:id="38" w:name="ship-it-8부-15화"/>
     <w:p>
       <w:pPr>
         <w:pStyle w:val="Heading1"/>
@@ -588,257 +588,122 @@
     </w:p>
     <w:p>
       <w:pPr>
-        <w:numPr>
-          <w:ilvl w:val="0"/>
-          <w:numId w:val="1001"/>
-        </w:numPr>
+        <w:pStyle w:val="FirstParagraph"/>
       </w:pPr>
       <w:r>
         <w:t xml:space="preserve">MARCUS: Coffee. Four cups. I paid. As usual.</w:t>
       </w:r>
-      <w:r>
-        <w:t xml:space="preserve"> </w:t>
-      </w:r>
-      <w:r>
-        <w:t xml:space="preserve">마커스: 커피. 네 잔. 내가 냈어. 늘 그렇듯.</w:t>
-      </w:r>
-    </w:p>
-    <w:p>
-      <w:pPr>
-        <w:numPr>
-          <w:ilvl w:val="0"/>
-          <w:numId w:val="1001"/>
-        </w:numPr>
+    </w:p>
+    <w:p>
+      <w:pPr>
+        <w:pStyle w:val="BodyText"/>
       </w:pPr>
       <w:r>
         <w:t xml:space="preserve">ELENA: The boring one always pays. You said so at the wedding.</w:t>
       </w:r>
-      <w:r>
-        <w:t xml:space="preserve"> </w:t>
-      </w:r>
-      <w:r>
-        <w:t xml:space="preserve">엘레나: 지루한 역할이 늘 내죠. 결혼식에서 그렇게 말했잖아요.</w:t>
-      </w:r>
-    </w:p>
-    <w:p>
-      <w:pPr>
-        <w:numPr>
-          <w:ilvl w:val="0"/>
-          <w:numId w:val="1001"/>
-        </w:numPr>
+    </w:p>
+    <w:p>
+      <w:pPr>
+        <w:pStyle w:val="BodyText"/>
       </w:pPr>
       <w:r>
         <w:t xml:space="preserve">PRIYA: Ten years. I still have the receipt from the first round of drinks. It’s in my lab notebook.</w:t>
       </w:r>
-      <w:r>
-        <w:t xml:space="preserve"> </w:t>
-      </w:r>
-      <w:r>
-        <w:t xml:space="preserve">프리야: 10년. 첫 술값 영수증 아직 갖고 있어요. 실험 노트에 끼워 놨어요.</w:t>
-      </w:r>
-    </w:p>
-    <w:p>
-      <w:pPr>
-        <w:numPr>
-          <w:ilvl w:val="0"/>
-          <w:numId w:val="1001"/>
-        </w:numPr>
+    </w:p>
+    <w:p>
+      <w:pPr>
+        <w:pStyle w:val="BodyText"/>
       </w:pPr>
       <w:r>
         <w:t xml:space="preserve">NOAH: Of course it is.</w:t>
       </w:r>
-      <w:r>
-        <w:t xml:space="preserve"> </w:t>
-      </w:r>
-      <w:r>
-        <w:t xml:space="preserve">노아: 당연히 그렇겠죠.</w:t>
-      </w:r>
-    </w:p>
-    <w:p>
-      <w:pPr>
-        <w:numPr>
-          <w:ilvl w:val="0"/>
-          <w:numId w:val="1001"/>
-        </w:numPr>
+    </w:p>
+    <w:p>
+      <w:pPr>
+        <w:pStyle w:val="BodyText"/>
       </w:pPr>
       <w:r>
         <w:t xml:space="preserve">PRIYA: Page one. Before the first experiment. Data is data.</w:t>
       </w:r>
-      <w:r>
-        <w:t xml:space="preserve"> </w:t>
-      </w:r>
-      <w:r>
-        <w:t xml:space="preserve">프리야: 1쪽. 첫 실험 전에. 데이터는 데이터니까.</w:t>
-      </w:r>
-    </w:p>
-    <w:p>
-      <w:pPr>
-        <w:numPr>
-          <w:ilvl w:val="0"/>
-          <w:numId w:val="1001"/>
-        </w:numPr>
+    </w:p>
+    <w:p>
+      <w:pPr>
+        <w:pStyle w:val="BodyText"/>
       </w:pPr>
       <w:r>
         <w:t xml:space="preserve">MARCUS: Look at the parking lot. Four hundred cars. The first year, it was your car, my truck, and Elena’s bicycle.</w:t>
       </w:r>
-      <w:r>
-        <w:t xml:space="preserve"> </w:t>
-      </w:r>
-      <w:r>
-        <w:t xml:space="preserve">마커스: 주차장 봐. 차 400대. 첫해엔 네 차, 내 트럭, 엘레나 자전거였는데.</w:t>
-      </w:r>
-    </w:p>
-    <w:p>
-      <w:pPr>
-        <w:numPr>
-          <w:ilvl w:val="0"/>
-          <w:numId w:val="1001"/>
-        </w:numPr>
+    </w:p>
+    <w:p>
+      <w:pPr>
+        <w:pStyle w:val="BodyText"/>
       </w:pPr>
       <w:r>
         <w:t xml:space="preserve">ELENA: My bicycle was stolen in year two. From this parking lot.</w:t>
       </w:r>
-      <w:r>
-        <w:t xml:space="preserve"> </w:t>
-      </w:r>
-      <w:r>
-        <w:t xml:space="preserve">엘레나: 내 자전거는 2년 차에 도둑맞았어요. 이 주차장에서.</w:t>
-      </w:r>
-    </w:p>
-    <w:p>
-      <w:pPr>
-        <w:numPr>
-          <w:ilvl w:val="0"/>
-          <w:numId w:val="1001"/>
-        </w:numPr>
+    </w:p>
+    <w:p>
+      <w:pPr>
+        <w:pStyle w:val="BodyText"/>
       </w:pPr>
       <w:r>
         <w:t xml:space="preserve">NOAH: We’ve never found the thief.</w:t>
       </w:r>
-      <w:r>
-        <w:t xml:space="preserve"> </w:t>
-      </w:r>
-      <w:r>
-        <w:t xml:space="preserve">노아: 도둑은 끝내 못 찾았죠.</w:t>
-      </w:r>
-    </w:p>
-    <w:p>
-      <w:pPr>
-        <w:numPr>
-          <w:ilvl w:val="0"/>
-          <w:numId w:val="1001"/>
-        </w:numPr>
+    </w:p>
+    <w:p>
+      <w:pPr>
+        <w:pStyle w:val="BodyText"/>
       </w:pPr>
       <w:r>
         <w:t xml:space="preserve">ELENA: I’ve checked the security footage every year since. Out of principle.</w:t>
       </w:r>
-      <w:r>
-        <w:t xml:space="preserve"> </w:t>
-      </w:r>
-      <w:r>
-        <w:t xml:space="preserve">엘레나: 그 뒤로 매년 보안 영상을 확인해요. 원칙상.</w:t>
-      </w:r>
-    </w:p>
-    <w:p>
-      <w:pPr>
-        <w:numPr>
-          <w:ilvl w:val="0"/>
-          <w:numId w:val="1001"/>
-        </w:numPr>
+    </w:p>
+    <w:p>
+      <w:pPr>
+        <w:pStyle w:val="BodyText"/>
       </w:pPr>
       <w:r>
         <w:t xml:space="preserve">MARCUS: Ten years ago, I had a mortgage, two kids, and a job I could have kept. I want to say that I knew this would work. I didn’t. I came because the three of you were the most honest people I’d ever met, and I thought, if this fails, at least I’ll fail with people who tell me the truth.</w:t>
       </w:r>
-      <w:r>
-        <w:t xml:space="preserve"> </w:t>
-      </w:r>
-      <w:r>
-        <w:t xml:space="preserve">마커스: 10년 전 난 주택 대출, 아이 둘, 계속 다닐 수 있는 직장이 있었어. 이게 될 줄 알았다고 말하고 싶지만, 몰랐어. 너희 셋이 내가 만난 가장 정직한 사람들이었기 때문에 왔어. 그리고 생각했지. 실패하더라도 적어도 진실을 말해 주는 사람들과 실패하겠구나.</w:t>
-      </w:r>
-    </w:p>
-    <w:p>
-      <w:pPr>
-        <w:numPr>
-          <w:ilvl w:val="0"/>
-          <w:numId w:val="1001"/>
-        </w:numPr>
+    </w:p>
+    <w:p>
+      <w:pPr>
+        <w:pStyle w:val="BodyText"/>
       </w:pPr>
       <w:r>
         <w:t xml:space="preserve">PRIYA: And we didn’t fail.</w:t>
       </w:r>
-      <w:r>
-        <w:t xml:space="preserve"> </w:t>
-      </w:r>
-      <w:r>
-        <w:t xml:space="preserve">프리야: 그리고 우린 실패하지 않았어요.</w:t>
-      </w:r>
-    </w:p>
-    <w:p>
-      <w:pPr>
-        <w:numPr>
-          <w:ilvl w:val="0"/>
-          <w:numId w:val="1001"/>
-        </w:numPr>
+    </w:p>
+    <w:p>
+      <w:pPr>
+        <w:pStyle w:val="BodyText"/>
       </w:pPr>
       <w:r>
         <w:t xml:space="preserve">MARCUS: We failed constantly. We just never failed quietly.</w:t>
       </w:r>
-      <w:r>
-        <w:t xml:space="preserve"> </w:t>
-      </w:r>
-      <w:r>
-        <w:t xml:space="preserve">마커스: 끊임없이 실패했지. 조용히 실패한 적이 없었을 뿐이야.</w:t>
-      </w:r>
-    </w:p>
-    <w:p>
-      <w:pPr>
-        <w:numPr>
-          <w:ilvl w:val="0"/>
-          <w:numId w:val="1001"/>
-        </w:numPr>
+    </w:p>
+    <w:p>
+      <w:pPr>
+        <w:pStyle w:val="BodyText"/>
       </w:pPr>
       <w:r>
         <w:t xml:space="preserve">NOAH: That should be on the wall.</w:t>
       </w:r>
-      <w:r>
-        <w:t xml:space="preserve"> </w:t>
-      </w:r>
-      <w:r>
-        <w:t xml:space="preserve">노아: 그거 벽에 걸어야겠네요.</w:t>
-      </w:r>
-    </w:p>
-    <w:p>
-      <w:pPr>
-        <w:numPr>
-          <w:ilvl w:val="0"/>
-          <w:numId w:val="1001"/>
-        </w:numPr>
+    </w:p>
+    <w:p>
+      <w:pPr>
+        <w:pStyle w:val="BodyText"/>
       </w:pPr>
       <w:r>
         <w:t xml:space="preserve">ELENA: Lily won’t allow it. Too many words.</w:t>
       </w:r>
-      <w:r>
-        <w:t xml:space="preserve"> </w:t>
-      </w:r>
-      <w:r>
-        <w:t xml:space="preserve">엘레나: 릴리가 허락 안 할 거예요. 단어가 너무 많아요.</w:t>
-      </w:r>
-    </w:p>
-    <w:p>
-      <w:pPr>
-        <w:numPr>
-          <w:ilvl w:val="0"/>
-          <w:numId w:val="1001"/>
-        </w:numPr>
+    </w:p>
+    <w:p>
+      <w:pPr>
+        <w:pStyle w:val="BodyText"/>
       </w:pPr>
       <w:r>
         <w:t xml:space="preserve">PRIYA: Drink your coffee. Maya’s coming at ten. She said she has numbers.</w:t>
-      </w:r>
-      <w:r>
-        <w:t xml:space="preserve"> </w:t>
-      </w:r>
-      <w:r>
-        <w:t xml:space="preserve">프리야: 커피 마셔요. 마야가 10시에 와요. 숫자를 가져온대요.</w:t>
       </w:r>
     </w:p>
     <w:bookmarkEnd w:id="21"/>
@@ -853,78 +718,39 @@
     </w:p>
     <w:p>
       <w:pPr>
-        <w:numPr>
-          <w:ilvl w:val="0"/>
-          <w:numId w:val="1002"/>
-        </w:numPr>
+        <w:pStyle w:val="FirstParagraph"/>
       </w:pPr>
       <w:r>
         <w:t xml:space="preserve">MAYA: Good morning. I brought numbers, Theo, and coffee. In that order of importance.</w:t>
       </w:r>
-      <w:r>
-        <w:t xml:space="preserve"> </w:t>
-      </w:r>
-      <w:r>
-        <w:t xml:space="preserve">마야: 좋은 아침이에요. 숫자, 테오, 커피를 가져왔어요. 중요한 순서대로.</w:t>
-      </w:r>
-    </w:p>
-    <w:p>
-      <w:pPr>
-        <w:numPr>
-          <w:ilvl w:val="0"/>
-          <w:numId w:val="1002"/>
-        </w:numPr>
+    </w:p>
+    <w:p>
+      <w:pPr>
+        <w:pStyle w:val="BodyText"/>
       </w:pPr>
       <w:r>
         <w:t xml:space="preserve">THEO: I’m used to being second.</w:t>
       </w:r>
-      <w:r>
-        <w:t xml:space="preserve"> </w:t>
-      </w:r>
-      <w:r>
-        <w:t xml:space="preserve">테오: 두 번째인 건 익숙해요.</w:t>
-      </w:r>
-    </w:p>
-    <w:p>
-      <w:pPr>
-        <w:numPr>
-          <w:ilvl w:val="0"/>
-          <w:numId w:val="1002"/>
-        </w:numPr>
+    </w:p>
+    <w:p>
+      <w:pPr>
+        <w:pStyle w:val="BodyText"/>
       </w:pPr>
       <w:r>
         <w:t xml:space="preserve">MARISOL: Show them. They’ve waited eleven months.</w:t>
       </w:r>
-      <w:r>
-        <w:t xml:space="preserve"> </w:t>
-      </w:r>
-      <w:r>
-        <w:t xml:space="preserve">마리솔: 보여 줘요. 11개월을 기다렸어요.</w:t>
-      </w:r>
-    </w:p>
-    <w:p>
-      <w:pPr>
-        <w:numPr>
-          <w:ilvl w:val="0"/>
-          <w:numId w:val="1002"/>
-        </w:numPr>
+    </w:p>
+    <w:p>
+      <w:pPr>
+        <w:pStyle w:val="BodyText"/>
       </w:pPr>
       <w:r>
         <w:t xml:space="preserve">MAYA: New data from three continents. Lagos, Seoul, and Ho Chi Minh City, plus Texas. Four thousand one hundred faces, across all six skin types. The lowest accuracy is now ninety-one percent, on type six. Every type is above ninety. The gap we hid is closed.</w:t>
       </w:r>
-      <w:r>
-        <w:t xml:space="preserve"> </w:t>
-      </w:r>
-      <w:r>
-        <w:t xml:space="preserve">마야: 세 대륙의 새 데이터. 라고스, 서울, 호찌민, 그리고 텍사스. 얼굴 4,100명, 피부톤 여섯 유형 전부. 가장 낮은 정확도가 이제 91%, 6형에서요. 모든 유형이 90% 이상이에요. 우리가 숨겼던 격차가 닫혔어요.</w:t>
-      </w:r>
-    </w:p>
-    <w:p>
-      <w:pPr>
-        <w:numPr>
-          <w:ilvl w:val="0"/>
-          <w:numId w:val="1002"/>
-        </w:numPr>
+    </w:p>
+    <w:p>
+      <w:pPr>
+        <w:pStyle w:val="BodyText"/>
       </w:pPr>
       <w:r>
         <w:t xml:space="preserve">PRIYA:</w:t>
@@ -959,11 +785,13 @@
       <w:r>
         <w:t xml:space="preserve">”</w:t>
       </w:r>
-      <w:r>
-        <w:t xml:space="preserve"> </w:t>
-      </w:r>
-      <w:r>
-        <w:t xml:space="preserve">프리야:</w:t>
+    </w:p>
+    <w:p>
+      <w:pPr>
+        <w:pStyle w:val="BodyText"/>
+      </w:pPr>
+      <w:r>
+        <w:t xml:space="preserve">MAYA: I’ll always say</w:t>
       </w:r>
       <w:r>
         <w:t xml:space="preserve"> </w:t>
@@ -972,7 +800,7 @@
         <w:t xml:space="preserve">“</w:t>
       </w:r>
       <w:r>
-        <w:t xml:space="preserve">우리가 숨겼던 격차.</w:t>
+        <w:t xml:space="preserve">we.</w:t>
       </w:r>
       <w:r>
         <w:t xml:space="preserve">”</w:t>
@@ -981,182 +809,60 @@
         <w:t xml:space="preserve"> </w:t>
       </w:r>
       <w:r>
-        <w:t xml:space="preserve">아직도</w:t>
-      </w:r>
-      <w:r>
-        <w:t xml:space="preserve"> </w:t>
-      </w:r>
-      <w:r>
-        <w:t xml:space="preserve">“</w:t>
-      </w:r>
-      <w:r>
-        <w:t xml:space="preserve">우리</w:t>
-      </w:r>
-      <w:r>
-        <w:t xml:space="preserve">”</w:t>
-      </w:r>
-      <w:r>
-        <w:t xml:space="preserve">라고 하네요.</w:t>
-      </w:r>
-    </w:p>
-    <w:p>
-      <w:pPr>
-        <w:numPr>
-          <w:ilvl w:val="0"/>
-          <w:numId w:val="1002"/>
-        </w:numPr>
-      </w:pPr>
-      <w:r>
-        <w:t xml:space="preserve">MAYA: I’ll always say</w:t>
-      </w:r>
-      <w:r>
-        <w:t xml:space="preserve"> </w:t>
-      </w:r>
-      <w:r>
-        <w:t xml:space="preserve">“</w:t>
-      </w:r>
-      <w:r>
-        <w:t xml:space="preserve">we.</w:t>
-      </w:r>
-      <w:r>
-        <w:t xml:space="preserve">”</w:t>
-      </w:r>
-      <w:r>
-        <w:t xml:space="preserve"> </w:t>
-      </w:r>
-      <w:r>
         <w:t xml:space="preserve">I was the CEO.</w:t>
       </w:r>
-      <w:r>
-        <w:t xml:space="preserve"> </w:t>
-      </w:r>
-      <w:r>
-        <w:t xml:space="preserve">마야: 늘</w:t>
-      </w:r>
-      <w:r>
-        <w:t xml:space="preserve"> </w:t>
-      </w:r>
-      <w:r>
-        <w:t xml:space="preserve">“</w:t>
-      </w:r>
-      <w:r>
-        <w:t xml:space="preserve">우리</w:t>
-      </w:r>
-      <w:r>
-        <w:t xml:space="preserve">”</w:t>
-      </w:r>
-      <w:r>
-        <w:t xml:space="preserve">라고 할 거예요. 제가 CEO였으니까요.</w:t>
-      </w:r>
-    </w:p>
-    <w:p>
-      <w:pPr>
-        <w:numPr>
-          <w:ilvl w:val="0"/>
-          <w:numId w:val="1002"/>
-        </w:numPr>
+    </w:p>
+    <w:p>
+      <w:pPr>
+        <w:pStyle w:val="BodyText"/>
       </w:pPr>
       <w:r>
         <w:t xml:space="preserve">PRIYA: My team verified every number. Independently. Not from the summary. From the scans.</w:t>
       </w:r>
-      <w:r>
-        <w:t xml:space="preserve"> </w:t>
-      </w:r>
-      <w:r>
-        <w:t xml:space="preserve">프리야: 우리 팀이 모든 숫자를 검증했어요. 독립적으로. 요약이 아니라. 스캔에서.</w:t>
-      </w:r>
-    </w:p>
-    <w:p>
-      <w:pPr>
-        <w:numPr>
-          <w:ilvl w:val="0"/>
-          <w:numId w:val="1002"/>
-        </w:numPr>
+    </w:p>
+    <w:p>
+      <w:pPr>
+        <w:pStyle w:val="BodyText"/>
       </w:pPr>
       <w:r>
         <w:t xml:space="preserve">THEO: And every excluded scan has a reason next to it and two signatures. Thirty-eight exclusions. All documented.</w:t>
       </w:r>
-      <w:r>
-        <w:t xml:space="preserve"> </w:t>
-      </w:r>
-      <w:r>
-        <w:t xml:space="preserve">테오: 그리고 제외된 스캔마다 옆에 사유와 서명 두 개가 있어요. 제외 38건. 전부 기록돼 있어요.</w:t>
-      </w:r>
-    </w:p>
-    <w:p>
-      <w:pPr>
-        <w:numPr>
-          <w:ilvl w:val="0"/>
-          <w:numId w:val="1002"/>
-        </w:numPr>
+    </w:p>
+    <w:p>
+      <w:pPr>
+        <w:pStyle w:val="BodyText"/>
       </w:pPr>
       <w:r>
         <w:t xml:space="preserve">ELENA: Thirty-eight. Out of four thousand. And their skin types?</w:t>
       </w:r>
-      <w:r>
-        <w:t xml:space="preserve"> </w:t>
-      </w:r>
-      <w:r>
-        <w:t xml:space="preserve">엘레나: 38건. 4,000건 중에. 그리고 피부톤은요?</w:t>
-      </w:r>
-    </w:p>
-    <w:p>
-      <w:pPr>
-        <w:numPr>
-          <w:ilvl w:val="0"/>
-          <w:numId w:val="1002"/>
-        </w:numPr>
+    </w:p>
+    <w:p>
+      <w:pPr>
+        <w:pStyle w:val="BodyText"/>
       </w:pPr>
       <w:r>
         <w:t xml:space="preserve">THEO: Evenly spread. I checked that first. I’ll always check that first.</w:t>
       </w:r>
-      <w:r>
-        <w:t xml:space="preserve"> </w:t>
-      </w:r>
-      <w:r>
-        <w:t xml:space="preserve">테오: 고르게 분포돼 있어요. 그걸 제일 먼저 확인했어요. 앞으로도 늘 제일 먼저 확인할 거예요.</w:t>
-      </w:r>
-    </w:p>
-    <w:p>
-      <w:pPr>
-        <w:numPr>
-          <w:ilvl w:val="0"/>
-          <w:numId w:val="1002"/>
-        </w:numPr>
+    </w:p>
+    <w:p>
+      <w:pPr>
+        <w:pStyle w:val="BodyText"/>
       </w:pPr>
       <w:r>
         <w:t xml:space="preserve">ELENA: Then I’m satisfied. Equal accuracy. The launch condition is met.</w:t>
       </w:r>
-      <w:r>
-        <w:t xml:space="preserve"> </w:t>
-      </w:r>
-      <w:r>
-        <w:t xml:space="preserve">엘레나: 그럼 만족해요. 동등한 정확도. 출시 조건 충족이에요.</w:t>
-      </w:r>
-    </w:p>
-    <w:p>
-      <w:pPr>
-        <w:numPr>
-          <w:ilvl w:val="0"/>
-          <w:numId w:val="1002"/>
-        </w:numPr>
+    </w:p>
+    <w:p>
+      <w:pPr>
+        <w:pStyle w:val="BodyText"/>
       </w:pPr>
       <w:r>
         <w:t xml:space="preserve">MARISOL: And the FDA cleared the 510(k) last week. That’s the first milestone.</w:t>
       </w:r>
-      <w:r>
-        <w:t xml:space="preserve"> </w:t>
-      </w:r>
-      <w:r>
-        <w:t xml:space="preserve">마리솔: 그리고 지난주 FDA가 510(k)를 허가했어요. 그게 첫 번째 이정표예요.</w:t>
-      </w:r>
-    </w:p>
-    <w:p>
-      <w:pPr>
-        <w:numPr>
-          <w:ilvl w:val="0"/>
-          <w:numId w:val="1002"/>
-        </w:numPr>
+    </w:p>
+    <w:p>
+      <w:pPr>
+        <w:pStyle w:val="BodyText"/>
       </w:pPr>
       <w:r>
         <w:t xml:space="preserve">MARCUS: Which releases three million from escrow, plus the first earn-out. Paul signed. He’s</w:t>
@@ -1173,397 +879,181 @@
       <w:r>
         <w:t xml:space="preserve">’</w:t>
       </w:r>
-      <w:r>
-        <w:t xml:space="preserve"> </w:t>
-      </w:r>
-      <w:r>
-        <w:t xml:space="preserve">마커스: 그럼 에스크로에서 300만이 풀리고, 첫 언아웃도 지급돼. 폴이 서명했어.</w:t>
-      </w:r>
-      <w:r>
-        <w:t xml:space="preserve"> </w:t>
-      </w:r>
-      <w:r>
-        <w:t xml:space="preserve">‘</w:t>
-      </w:r>
-      <w:r>
-        <w:t xml:space="preserve">조심스럽게 기쁘대.</w:t>
-      </w:r>
-      <w:r>
-        <w:t xml:space="preserve">’</w:t>
-      </w:r>
-    </w:p>
-    <w:p>
-      <w:pPr>
-        <w:numPr>
-          <w:ilvl w:val="0"/>
-          <w:numId w:val="1002"/>
-        </w:numPr>
+    </w:p>
+    <w:p>
+      <w:pPr>
+        <w:pStyle w:val="BodyText"/>
       </w:pPr>
       <w:r>
         <w:t xml:space="preserve">MAYA: Thank you. For keeping the price. For not using the four months. For keeping Theo.</w:t>
       </w:r>
-      <w:r>
-        <w:t xml:space="preserve"> </w:t>
-      </w:r>
-      <w:r>
-        <w:t xml:space="preserve">마야: 고마워요. 가격을 지켜 줘서. 4개월을 쓰지 않아 줘서. 테오를 지켜 줘서.</w:t>
-      </w:r>
-    </w:p>
-    <w:p>
-      <w:pPr>
-        <w:numPr>
-          <w:ilvl w:val="0"/>
-          <w:numId w:val="1002"/>
-        </w:numPr>
+    </w:p>
+    <w:p>
+      <w:pPr>
+        <w:pStyle w:val="BodyText"/>
       </w:pPr>
       <w:r>
         <w:t xml:space="preserve">NOAH: You paid for the fix. We just held the money.</w:t>
       </w:r>
-      <w:r>
-        <w:t xml:space="preserve"> </w:t>
-      </w:r>
-      <w:r>
-        <w:t xml:space="preserve">노아: 해결의 대가는 당신이 치렀어요. 우린 돈을 들고 있었을 뿐이에요.</w:t>
-      </w:r>
-    </w:p>
-    <w:p>
-      <w:pPr>
-        <w:numPr>
-          <w:ilvl w:val="0"/>
-          <w:numId w:val="1002"/>
-        </w:numPr>
+    </w:p>
+    <w:p>
+      <w:pPr>
+        <w:pStyle w:val="BodyText"/>
       </w:pPr>
       <w:r>
         <w:t xml:space="preserve">MAYA: There’s one more thing. I brought something else.</w:t>
       </w:r>
-      <w:r>
-        <w:t xml:space="preserve"> </w:t>
-      </w:r>
-      <w:r>
-        <w:t xml:space="preserve">마야: 하나 더 있어요. 다른 것도 가져왔어요.</w:t>
-      </w:r>
-    </w:p>
-    <w:p>
-      <w:pPr>
-        <w:numPr>
-          <w:ilvl w:val="0"/>
-          <w:numId w:val="1002"/>
-        </w:numPr>
+    </w:p>
+    <w:p>
+      <w:pPr>
+        <w:pStyle w:val="BodyText"/>
       </w:pPr>
       <w:r>
         <w:t xml:space="preserve">NOAH: Another folder?</w:t>
       </w:r>
-      <w:r>
-        <w:t xml:space="preserve"> </w:t>
-      </w:r>
-      <w:r>
-        <w:t xml:space="preserve">노아: 또 폴더예요?</w:t>
-      </w:r>
-    </w:p>
-    <w:p>
-      <w:pPr>
-        <w:numPr>
-          <w:ilvl w:val="0"/>
-          <w:numId w:val="1002"/>
-        </w:numPr>
+    </w:p>
+    <w:p>
+      <w:pPr>
+        <w:pStyle w:val="BodyText"/>
       </w:pPr>
       <w:r>
         <w:t xml:space="preserve">MAYA: A napkin. From the café downstairs, this morning.</w:t>
       </w:r>
-      <w:r>
-        <w:t xml:space="preserve"> </w:t>
-      </w:r>
-      <w:r>
-        <w:t xml:space="preserve">마야: 냅킨이요. 오늘 아침 아래층 카페에서.</w:t>
-      </w:r>
-    </w:p>
-    <w:p>
-      <w:pPr>
-        <w:numPr>
-          <w:ilvl w:val="0"/>
-          <w:numId w:val="1002"/>
-        </w:numPr>
+    </w:p>
+    <w:p>
+      <w:pPr>
+        <w:pStyle w:val="BodyText"/>
       </w:pPr>
       <w:r>
         <w:t xml:space="preserve">MARCUS: Here we go.</w:t>
       </w:r>
-      <w:r>
-        <w:t xml:space="preserve"> </w:t>
-      </w:r>
-      <w:r>
-        <w:t xml:space="preserve">마커스: 시작이네.</w:t>
-      </w:r>
-    </w:p>
-    <w:p>
-      <w:pPr>
-        <w:numPr>
-          <w:ilvl w:val="0"/>
-          <w:numId w:val="1002"/>
-        </w:numPr>
+    </w:p>
+    <w:p>
+      <w:pPr>
+        <w:pStyle w:val="BodyText"/>
       </w:pPr>
       <w:r>
         <w:t xml:space="preserve">MAYA: Contour shows you the vessels before you inject. But the worst minute happens during the injection. What if the syringe could feel the pressure change when the needle enters a vessel, and the ultrasound could confirm it, and the screen turned red before the filler goes in? Not a map. An alarm.</w:t>
       </w:r>
-      <w:r>
-        <w:t xml:space="preserve"> </w:t>
-      </w:r>
-      <w:r>
-        <w:t xml:space="preserve">마야: 컨투어는 주사하기 전에 혈관을 보여 줘요. 그런데 최악의 1분은 주사하는 동안 일어나요. 바늘이 혈관에 들어갈 때 주사기가 압력 변화를 느끼고, 초음파가 그걸 확인하고, 필러가 들어가기 전에 화면이 빨갛게 바뀐다면요? 지도가 아니라. 경보.</w:t>
-      </w:r>
-    </w:p>
-    <w:p>
-      <w:pPr>
-        <w:numPr>
-          <w:ilvl w:val="0"/>
-          <w:numId w:val="1002"/>
-        </w:numPr>
+    </w:p>
+    <w:p>
+      <w:pPr>
+        <w:pStyle w:val="BodyText"/>
       </w:pPr>
       <w:r>
         <w:t xml:space="preserve">ELENA: …An alarm before the occlusion. Not after.</w:t>
       </w:r>
-      <w:r>
-        <w:t xml:space="preserve"> </w:t>
-      </w:r>
-      <w:r>
-        <w:t xml:space="preserve">엘레나: …폐색 후가 아니라. 폐색 전의 경보.</w:t>
-      </w:r>
-    </w:p>
-    <w:p>
-      <w:pPr>
-        <w:numPr>
-          <w:ilvl w:val="0"/>
-          <w:numId w:val="1002"/>
-        </w:numPr>
+    </w:p>
+    <w:p>
+      <w:pPr>
+        <w:pStyle w:val="BodyText"/>
       </w:pPr>
       <w:r>
         <w:t xml:space="preserve">PRIYA: The pressure data exists. We’ve had it since FlexLink testing. Nobody connected it to imaging.</w:t>
       </w:r>
-      <w:r>
-        <w:t xml:space="preserve"> </w:t>
-      </w:r>
-      <w:r>
-        <w:t xml:space="preserve">프리야: 압력 데이터는 있어요. FlexLink 시험 때부터 갖고 있었어요. 아무도 영상과 연결하지 않았을 뿐이죠.</w:t>
-      </w:r>
-    </w:p>
-    <w:p>
-      <w:pPr>
-        <w:numPr>
-          <w:ilvl w:val="0"/>
-          <w:numId w:val="1002"/>
-        </w:numPr>
+    </w:p>
+    <w:p>
+      <w:pPr>
+        <w:pStyle w:val="BodyText"/>
       </w:pPr>
       <w:r>
         <w:t xml:space="preserve">MAYA: That’s what the napkin says. Badly drawn.</w:t>
       </w:r>
-      <w:r>
-        <w:t xml:space="preserve"> </w:t>
-      </w:r>
-      <w:r>
-        <w:t xml:space="preserve">마야: 그게 냅킨에 적힌 거예요. 엉망으로 그렸지만.</w:t>
-      </w:r>
-    </w:p>
-    <w:p>
-      <w:pPr>
-        <w:numPr>
-          <w:ilvl w:val="0"/>
-          <w:numId w:val="1002"/>
-        </w:numPr>
+    </w:p>
+    <w:p>
+      <w:pPr>
+        <w:pStyle w:val="BodyText"/>
       </w:pPr>
       <w:r>
         <w:t xml:space="preserve">NOAH: Maya, why are you showing this to me?</w:t>
       </w:r>
-      <w:r>
-        <w:t xml:space="preserve"> </w:t>
-      </w:r>
-      <w:r>
-        <w:t xml:space="preserve">노아: 마야, 이걸 왜 나한테 보여 줘요?</w:t>
-      </w:r>
-    </w:p>
-    <w:p>
-      <w:pPr>
-        <w:numPr>
-          <w:ilvl w:val="0"/>
-          <w:numId w:val="1002"/>
-        </w:numPr>
+    </w:p>
+    <w:p>
+      <w:pPr>
+        <w:pStyle w:val="BodyText"/>
       </w:pPr>
       <w:r>
         <w:t xml:space="preserve">MAYA: …Because you’re Noah. You’re the napkin guy.</w:t>
       </w:r>
-      <w:r>
-        <w:t xml:space="preserve"> </w:t>
-      </w:r>
-      <w:r>
-        <w:t xml:space="preserve">마야: …노아니까요. 냅킨 그분이잖아요.</w:t>
-      </w:r>
-    </w:p>
-    <w:p>
-      <w:pPr>
-        <w:numPr>
-          <w:ilvl w:val="0"/>
-          <w:numId w:val="1002"/>
-        </w:numPr>
+    </w:p>
+    <w:p>
+      <w:pPr>
+        <w:pStyle w:val="BodyText"/>
       </w:pPr>
       <w:r>
         <w:t xml:space="preserve">NOAH: I’m the napkin guy who doesn’t run digital. You report to Marisol. If I say yes on a rooftop, I’ve gone around her, and we built a path so nobody does that. Not even me.</w:t>
       </w:r>
-      <w:r>
-        <w:t xml:space="preserve"> </w:t>
-      </w:r>
-      <w:r>
-        <w:t xml:space="preserve">노아: 디지털 부문을 운영하지 않는 냅킨 그분이죠. 당신은 마리솔에게 보고해요. 내가 옥상에서 좋다고 하면 그녀를 우회하는 거예요. 아무도 그러지 않도록 경로를 만들었잖아요. 나도 예외 없이.</w:t>
-      </w:r>
-    </w:p>
-    <w:p>
-      <w:pPr>
-        <w:numPr>
-          <w:ilvl w:val="0"/>
-          <w:numId w:val="1002"/>
-        </w:numPr>
+    </w:p>
+    <w:p>
+      <w:pPr>
+        <w:pStyle w:val="BodyText"/>
       </w:pPr>
       <w:r>
         <w:t xml:space="preserve">MARISOL: Thank you. And Maya, actually, you showed it to me first. At seven this morning.</w:t>
       </w:r>
-      <w:r>
-        <w:t xml:space="preserve"> </w:t>
-      </w:r>
-      <w:r>
-        <w:t xml:space="preserve">마리솔: 고마워요. 그리고 마야는 사실 나한테 먼저 보여 줬어요. 오늘 아침 7시에.</w:t>
-      </w:r>
-    </w:p>
-    <w:p>
-      <w:pPr>
-        <w:numPr>
-          <w:ilvl w:val="0"/>
-          <w:numId w:val="1002"/>
-        </w:numPr>
+    </w:p>
+    <w:p>
+      <w:pPr>
+        <w:pStyle w:val="BodyText"/>
       </w:pPr>
       <w:r>
         <w:t xml:space="preserve">NOAH: You did?</w:t>
       </w:r>
-      <w:r>
-        <w:t xml:space="preserve"> </w:t>
-      </w:r>
-      <w:r>
-        <w:t xml:space="preserve">노아: 그랬어요?</w:t>
-      </w:r>
-    </w:p>
-    <w:p>
-      <w:pPr>
-        <w:numPr>
-          <w:ilvl w:val="0"/>
-          <w:numId w:val="1002"/>
-        </w:numPr>
+    </w:p>
+    <w:p>
+      <w:pPr>
+        <w:pStyle w:val="BodyText"/>
       </w:pPr>
       <w:r>
         <w:t xml:space="preserve">MAYA: Grace told me about Mr. Choi. I went through my CTO first. Then came here, for the anniversary.</w:t>
       </w:r>
-      <w:r>
-        <w:t xml:space="preserve"> </w:t>
-      </w:r>
-      <w:r>
-        <w:t xml:space="preserve">마야: 그레이스가 최 대표님 얘기를 해 줬어요. CTO를 먼저 거쳤어요. 그다음 기념일이라 여기 온 거예요.</w:t>
-      </w:r>
-    </w:p>
-    <w:p>
-      <w:pPr>
-        <w:numPr>
-          <w:ilvl w:val="0"/>
-          <w:numId w:val="1002"/>
-        </w:numPr>
+    </w:p>
+    <w:p>
+      <w:pPr>
+        <w:pStyle w:val="BodyText"/>
       </w:pPr>
       <w:r>
         <w:t xml:space="preserve">MARISOL: And I’ve approved a three-month feasibility study. Priya’s pressure data, Leo’s quality plan from day one.</w:t>
       </w:r>
-      <w:r>
-        <w:t xml:space="preserve"> </w:t>
-      </w:r>
-      <w:r>
-        <w:t xml:space="preserve">마리솔: 그리고 3개월 타당성 연구를 승인했어요. 프리야의 압력 데이터, 첫날부터 레오의 품질 계획.</w:t>
-      </w:r>
-    </w:p>
-    <w:p>
-      <w:pPr>
-        <w:numPr>
-          <w:ilvl w:val="0"/>
-          <w:numId w:val="1002"/>
-        </w:numPr>
+    </w:p>
+    <w:p>
+      <w:pPr>
+        <w:pStyle w:val="BodyText"/>
       </w:pPr>
       <w:r>
         <w:t xml:space="preserve">NOAH: Then I’m just the person who gets to look at the napkin. That’s the best job in the building.</w:t>
       </w:r>
-      <w:r>
-        <w:t xml:space="preserve"> </w:t>
-      </w:r>
-      <w:r>
-        <w:t xml:space="preserve">노아: 그럼 난 냅킨을 구경하는 사람일 뿐이네요. 이 건물에서 제일 좋은 직업이에요.</w:t>
-      </w:r>
-    </w:p>
-    <w:p>
-      <w:pPr>
-        <w:numPr>
-          <w:ilvl w:val="0"/>
-          <w:numId w:val="1002"/>
-        </w:numPr>
+    </w:p>
+    <w:p>
+      <w:pPr>
+        <w:pStyle w:val="BodyText"/>
       </w:pPr>
       <w:r>
         <w:t xml:space="preserve">ELENA: Ten years ago, you’d have approved it on the spot and told Marisol tomorrow.</w:t>
       </w:r>
-      <w:r>
-        <w:t xml:space="preserve"> </w:t>
-      </w:r>
-      <w:r>
-        <w:t xml:space="preserve">엘레나: 10년 전이었으면 그 자리에서 승인하고 내일 마리솔에게 말했을 거예요.</w:t>
-      </w:r>
-    </w:p>
-    <w:p>
-      <w:pPr>
-        <w:numPr>
-          <w:ilvl w:val="0"/>
-          <w:numId w:val="1002"/>
-        </w:numPr>
+    </w:p>
+    <w:p>
+      <w:pPr>
+        <w:pStyle w:val="BodyText"/>
       </w:pPr>
       <w:r>
         <w:t xml:space="preserve">NOAH: Ten years ago, there was no Marisol to tell.</w:t>
       </w:r>
-      <w:r>
-        <w:t xml:space="preserve"> </w:t>
-      </w:r>
-      <w:r>
-        <w:t xml:space="preserve">노아: 10년 전엔 말할 마리솔이 없었죠.</w:t>
-      </w:r>
-    </w:p>
-    <w:p>
-      <w:pPr>
-        <w:numPr>
-          <w:ilvl w:val="0"/>
-          <w:numId w:val="1002"/>
-        </w:numPr>
+    </w:p>
+    <w:p>
+      <w:pPr>
+        <w:pStyle w:val="BodyText"/>
       </w:pPr>
       <w:r>
         <w:t xml:space="preserve">MAYA: Can I keep the napkin? Or do you collect them now?</w:t>
       </w:r>
-      <w:r>
-        <w:t xml:space="preserve"> </w:t>
-      </w:r>
-      <w:r>
-        <w:t xml:space="preserve">마야: 냅킨은 제가 가져도 돼요? 아니면 이제 모으세요?</w:t>
-      </w:r>
-    </w:p>
-    <w:p>
-      <w:pPr>
-        <w:numPr>
-          <w:ilvl w:val="0"/>
-          <w:numId w:val="1002"/>
-        </w:numPr>
+    </w:p>
+    <w:p>
+      <w:pPr>
+        <w:pStyle w:val="BodyText"/>
       </w:pPr>
       <w:r>
         <w:t xml:space="preserve">NOAH: Keep it. Tonight, you’ll know where it goes.</w:t>
-      </w:r>
-      <w:r>
-        <w:t xml:space="preserve"> </w:t>
-      </w:r>
-      <w:r>
-        <w:t xml:space="preserve">노아: 가져요. 오늘 밤에 어디로 가는지 알게 될 거예요.</w:t>
       </w:r>
     </w:p>
     <w:bookmarkEnd w:id="22"/>
@@ -1578,299 +1068,143 @@
     </w:p>
     <w:p>
       <w:pPr>
-        <w:numPr>
-          <w:ilvl w:val="0"/>
-          <w:numId w:val="1003"/>
-        </w:numPr>
+        <w:pStyle w:val="FirstParagraph"/>
       </w:pPr>
       <w:r>
         <w:t xml:space="preserve">LILY: Nobody look yet. Ben, keep the cloth on until I say so.</w:t>
       </w:r>
-      <w:r>
-        <w:t xml:space="preserve"> </w:t>
-      </w:r>
-      <w:r>
-        <w:t xml:space="preserve">릴리: 아직 아무도 보지 마. 벤, 내가 말할 때까지 천 씌워 둬.</w:t>
-      </w:r>
-    </w:p>
-    <w:p>
-      <w:pPr>
-        <w:numPr>
-          <w:ilvl w:val="0"/>
-          <w:numId w:val="1003"/>
-        </w:numPr>
+    </w:p>
+    <w:p>
+      <w:pPr>
+        <w:pStyle w:val="BodyText"/>
       </w:pPr>
       <w:r>
         <w:t xml:space="preserve">BEN: Yes, ma’am. I’ve been guarding it since lunch.</w:t>
       </w:r>
-      <w:r>
-        <w:t xml:space="preserve"> </w:t>
-      </w:r>
-      <w:r>
-        <w:t xml:space="preserve">벤: 네. 점심때부터 지키고 있었어요.</w:t>
-      </w:r>
-    </w:p>
-    <w:p>
-      <w:pPr>
-        <w:numPr>
-          <w:ilvl w:val="0"/>
-          <w:numId w:val="1003"/>
-        </w:numPr>
+    </w:p>
+    <w:p>
+      <w:pPr>
+        <w:pStyle w:val="BodyText"/>
       </w:pPr>
       <w:r>
         <w:t xml:space="preserve">CAROL: Lily, you’ve been working on this for four months. Can’t your mother see?</w:t>
       </w:r>
-      <w:r>
-        <w:t xml:space="preserve"> </w:t>
-      </w:r>
-      <w:r>
-        <w:t xml:space="preserve">캐럴: 릴리, 넉 달이나 작업했잖아. 엄마도 못 보니?</w:t>
-      </w:r>
-    </w:p>
-    <w:p>
-      <w:pPr>
-        <w:numPr>
-          <w:ilvl w:val="0"/>
-          <w:numId w:val="1003"/>
-        </w:numPr>
+    </w:p>
+    <w:p>
+      <w:pPr>
+        <w:pStyle w:val="BodyText"/>
       </w:pPr>
       <w:r>
         <w:t xml:space="preserve">LILY: You’ll see it with everyone. That’s the point.</w:t>
       </w:r>
-      <w:r>
-        <w:t xml:space="preserve"> </w:t>
-      </w:r>
-      <w:r>
-        <w:t xml:space="preserve">릴리: 다 같이 보는 거야. 그게 핵심이야.</w:t>
-      </w:r>
-    </w:p>
-    <w:p>
-      <w:pPr>
-        <w:numPr>
-          <w:ilvl w:val="0"/>
-          <w:numId w:val="1003"/>
-        </w:numPr>
+    </w:p>
+    <w:p>
+      <w:pPr>
+        <w:pStyle w:val="BodyText"/>
       </w:pPr>
       <w:r>
         <w:t xml:space="preserve">ELAINE: I’ve seen it. I approved the budget. I can confirm it’s not shiny.</w:t>
       </w:r>
-      <w:r>
-        <w:t xml:space="preserve"> </w:t>
-      </w:r>
-      <w:r>
-        <w:t xml:space="preserve">일레인: 나는 봤어요. 예산을 승인했으니까. 반짝이지 않는다는 건 확인해 줄 수 있어요.</w:t>
-      </w:r>
-    </w:p>
-    <w:p>
-      <w:pPr>
-        <w:numPr>
-          <w:ilvl w:val="0"/>
-          <w:numId w:val="1003"/>
-        </w:numPr>
+    </w:p>
+    <w:p>
+      <w:pPr>
+        <w:pStyle w:val="BodyText"/>
       </w:pPr>
       <w:r>
         <w:t xml:space="preserve">GRACE: Hello from Seoul! It’s five in the morning, and the whole Veyra Asia team is in the office. In pajamas.</w:t>
       </w:r>
-      <w:r>
-        <w:t xml:space="preserve"> </w:t>
-      </w:r>
-      <w:r>
-        <w:t xml:space="preserve">그레이스: 서울에서 안녕하세요! 새벽 5시인데 베이라 아시아 팀 전원이 사무실에 있어요. 잠옷 입고.</w:t>
-      </w:r>
-    </w:p>
-    <w:p>
-      <w:pPr>
-        <w:numPr>
-          <w:ilvl w:val="0"/>
-          <w:numId w:val="1003"/>
-        </w:numPr>
+    </w:p>
+    <w:p>
+      <w:pPr>
+        <w:pStyle w:val="BodyText"/>
       </w:pPr>
       <w:r>
         <w:t xml:space="preserve">SUJIN: Not me. I’m dressed. Quality never wears pajamas.</w:t>
       </w:r>
-      <w:r>
-        <w:t xml:space="preserve"> </w:t>
-      </w:r>
-      <w:r>
-        <w:t xml:space="preserve">수진: 저는 아니에요. 옷 입었어요. 품질팀은 잠옷을 안 입어요.</w:t>
-      </w:r>
-    </w:p>
-    <w:p>
-      <w:pPr>
-        <w:numPr>
-          <w:ilvl w:val="0"/>
-          <w:numId w:val="1003"/>
-        </w:numPr>
+    </w:p>
+    <w:p>
+      <w:pPr>
+        <w:pStyle w:val="BodyText"/>
       </w:pPr>
       <w:r>
         <w:t xml:space="preserve">GRACE: Our news for the anniversary. The China trial is fully enrolled, all two hundred patients. And Meiheng is already in nineteen hundred clinics, ahead of the year-two target, with zero non-medical sales.</w:t>
       </w:r>
-      <w:r>
-        <w:t xml:space="preserve"> </w:t>
-      </w:r>
-      <w:r>
-        <w:t xml:space="preserve">그레이스: 기념일 소식이에요. 중국 임상이 등록을 마쳤어요. 환자 200명 전원. 그리고 메이헝은 벌써 클리닉 1,900곳에 들어갔어요. 2년 차 목표보다 빠르고, 비의료 판매는 0건이에요.</w:t>
-      </w:r>
-    </w:p>
-    <w:p>
-      <w:pPr>
-        <w:numPr>
-          <w:ilvl w:val="0"/>
-          <w:numId w:val="1003"/>
-        </w:numPr>
+    </w:p>
+    <w:p>
+      <w:pPr>
+        <w:pStyle w:val="BodyText"/>
       </w:pPr>
       <w:r>
         <w:t xml:space="preserve">ELENA: Zero. Tell Mr. Zhou I said thank you.</w:t>
       </w:r>
-      <w:r>
-        <w:t xml:space="preserve"> </w:t>
-      </w:r>
-      <w:r>
-        <w:t xml:space="preserve">엘레나: 0건. 저우 부사장에게 고맙다고 전해 줘요.</w:t>
-      </w:r>
-    </w:p>
-    <w:p>
-      <w:pPr>
-        <w:numPr>
-          <w:ilvl w:val="0"/>
-          <w:numId w:val="1003"/>
-        </w:numPr>
+    </w:p>
+    <w:p>
+      <w:pPr>
+        <w:pStyle w:val="BodyText"/>
       </w:pPr>
       <w:r>
         <w:t xml:space="preserve">GRACE: He already knows. He sent a cake shaped like a syringe. Su-jin inspected it.</w:t>
       </w:r>
-      <w:r>
-        <w:t xml:space="preserve"> </w:t>
-      </w:r>
-      <w:r>
-        <w:t xml:space="preserve">그레이스: 이미 알아요. 주사기 모양 케이크를 보냈어요. 수진 씨가 검사했어요.</w:t>
-      </w:r>
-    </w:p>
-    <w:p>
-      <w:pPr>
-        <w:numPr>
-          <w:ilvl w:val="0"/>
-          <w:numId w:val="1003"/>
-        </w:numPr>
+    </w:p>
+    <w:p>
+      <w:pPr>
+        <w:pStyle w:val="BodyText"/>
       </w:pPr>
       <w:r>
         <w:t xml:space="preserve">SUJIN: The cake passed. Barely.</w:t>
       </w:r>
-      <w:r>
-        <w:t xml:space="preserve"> </w:t>
-      </w:r>
-      <w:r>
-        <w:t xml:space="preserve">수진: 케이크는 통과했어요. 간신히.</w:t>
-      </w:r>
-    </w:p>
-    <w:p>
-      <w:pPr>
-        <w:numPr>
-          <w:ilvl w:val="0"/>
-          <w:numId w:val="1003"/>
-        </w:numPr>
+    </w:p>
+    <w:p>
+      <w:pPr>
+        <w:pStyle w:val="BodyText"/>
       </w:pPr>
       <w:r>
         <w:t xml:space="preserve">BEN: Noah, can I tell you something before the event? It’s not inside information.</w:t>
       </w:r>
-      <w:r>
-        <w:t xml:space="preserve"> </w:t>
-      </w:r>
-      <w:r>
-        <w:t xml:space="preserve">벤: 노아, 행사 전에 하나 말씀드려도 될까요? 내부 정보 아니에요.</w:t>
-      </w:r>
-    </w:p>
-    <w:p>
-      <w:pPr>
-        <w:numPr>
-          <w:ilvl w:val="0"/>
-          <w:numId w:val="1003"/>
-        </w:numPr>
+    </w:p>
+    <w:p>
+      <w:pPr>
+        <w:pStyle w:val="BodyText"/>
       </w:pPr>
       <w:r>
         <w:t xml:space="preserve">NOAH: Go ahead, Ben.</w:t>
       </w:r>
-      <w:r>
-        <w:t xml:space="preserve"> </w:t>
-      </w:r>
-      <w:r>
-        <w:t xml:space="preserve">노아: 하세요, 벤.</w:t>
-      </w:r>
-    </w:p>
-    <w:p>
-      <w:pPr>
-        <w:numPr>
-          <w:ilvl w:val="0"/>
-          <w:numId w:val="1003"/>
-        </w:numPr>
+    </w:p>
+    <w:p>
+      <w:pPr>
+        <w:pStyle w:val="BodyText"/>
       </w:pPr>
       <w:r>
         <w:t xml:space="preserve">BEN: My plan has sold three times now. December, March, June. Half my loan is gone. And every morning I still walk past the napkin. Richard was right. I don’t watch the price. I watch the warehouse.</w:t>
       </w:r>
-      <w:r>
-        <w:t xml:space="preserve"> </w:t>
-      </w:r>
-      <w:r>
-        <w:t xml:space="preserve">벤: 제 계획으로 세 번 팔았어요. 12월, 3월, 6월. 대출이 절반 없어졌어요. 그리고 매일 아침 여전히 냅킨 앞을 지나가요. 리처드 말이 맞았어요. 주가는 안 봐요. 창고를 봐요.</w:t>
-      </w:r>
-    </w:p>
-    <w:p>
-      <w:pPr>
-        <w:numPr>
-          <w:ilvl w:val="0"/>
-          <w:numId w:val="1003"/>
-        </w:numPr>
+    </w:p>
+    <w:p>
+      <w:pPr>
+        <w:pStyle w:val="BodyText"/>
       </w:pPr>
       <w:r>
         <w:t xml:space="preserve">NOAH: That’s the best news I’ve heard today. And Maya cleared the FDA.</w:t>
       </w:r>
-      <w:r>
-        <w:t xml:space="preserve"> </w:t>
-      </w:r>
-      <w:r>
-        <w:t xml:space="preserve">노아: 오늘 들은 것 중 최고의 소식이에요. 마야가 FDA를 통과했는데도요.</w:t>
-      </w:r>
-    </w:p>
-    <w:p>
-      <w:pPr>
-        <w:numPr>
-          <w:ilvl w:val="0"/>
-          <w:numId w:val="1003"/>
-        </w:numPr>
+    </w:p>
+    <w:p>
+      <w:pPr>
+        <w:pStyle w:val="BodyText"/>
       </w:pPr>
       <w:r>
         <w:t xml:space="preserve">TOM: Am I late? I’m never sure what time things start in Austin.</w:t>
       </w:r>
-      <w:r>
-        <w:t xml:space="preserve"> </w:t>
-      </w:r>
-      <w:r>
-        <w:t xml:space="preserve">톰: 늦었어? 오스틴은 언제 시작하는지 늘 모르겠어.</w:t>
-      </w:r>
-    </w:p>
-    <w:p>
-      <w:pPr>
-        <w:numPr>
-          <w:ilvl w:val="0"/>
-          <w:numId w:val="1003"/>
-        </w:numPr>
+    </w:p>
+    <w:p>
+      <w:pPr>
+        <w:pStyle w:val="BodyText"/>
       </w:pPr>
       <w:r>
         <w:t xml:space="preserve">NOAH: Tom. You came.</w:t>
       </w:r>
-      <w:r>
-        <w:t xml:space="preserve"> </w:t>
-      </w:r>
-      <w:r>
-        <w:t xml:space="preserve">노아: 톰. 왔네요.</w:t>
-      </w:r>
-    </w:p>
-    <w:p>
-      <w:pPr>
-        <w:numPr>
-          <w:ilvl w:val="0"/>
-          <w:numId w:val="1003"/>
-        </w:numPr>
+    </w:p>
+    <w:p>
+      <w:pPr>
+        <w:pStyle w:val="BodyText"/>
       </w:pPr>
       <w:r>
         <w:t xml:space="preserve">TOM: I was invited by the coalition chair. She said,</w:t>
@@ -1887,11 +1221,29 @@
       <w:r>
         <w:t xml:space="preserve">”</w:t>
       </w:r>
-      <w:r>
-        <w:t xml:space="preserve"> </w:t>
-      </w:r>
-      <w:r>
-        <w:t xml:space="preserve">톰: 연합 의장이 초대했어.</w:t>
+    </w:p>
+    <w:p>
+      <w:pPr>
+        <w:pStyle w:val="BodyText"/>
+      </w:pPr>
+      <w:r>
+        <w:t xml:space="preserve">ELENA: You will. Kindly.</w:t>
+      </w:r>
+    </w:p>
+    <w:p>
+      <w:pPr>
+        <w:pStyle w:val="BodyText"/>
+      </w:pPr>
+      <w:r>
+        <w:t xml:space="preserve">NOAH: And the three offers?</w:t>
+      </w:r>
+    </w:p>
+    <w:p>
+      <w:pPr>
+        <w:pStyle w:val="BodyText"/>
+      </w:pPr>
+      <w:r>
+        <w:t xml:space="preserve">TOM: I took your advice. I turned down all three. I’m teaching ethics at the business school at UT, one class, twenty-eight students. Last week a student asked me,</w:t>
       </w:r>
       <w:r>
         <w:t xml:space="preserve"> </w:t>
@@ -1900,250 +1252,88 @@
         <w:t xml:space="preserve">“</w:t>
       </w:r>
       <w:r>
-        <w:t xml:space="preserve">친절하게, 하지만 지켜볼 거예요</w:t>
+        <w:t xml:space="preserve">Did you ever sell something you knew was wrong?</w:t>
       </w:r>
       <w:r>
         <w:t xml:space="preserve">”</w:t>
       </w:r>
       <w:r>
-        <w:t xml:space="preserve">라고 하더군.</w:t>
-      </w:r>
-    </w:p>
-    <w:p>
-      <w:pPr>
-        <w:numPr>
-          <w:ilvl w:val="0"/>
-          <w:numId w:val="1003"/>
-        </w:numPr>
-      </w:pPr>
-      <w:r>
-        <w:t xml:space="preserve">ELENA: You will. Kindly.</w:t>
-      </w:r>
-      <w:r>
-        <w:t xml:space="preserve"> </w:t>
-      </w:r>
-      <w:r>
-        <w:t xml:space="preserve">엘레나: 그럴 거예요. 친절하게.</w:t>
-      </w:r>
-    </w:p>
-    <w:p>
-      <w:pPr>
-        <w:numPr>
-          <w:ilvl w:val="0"/>
-          <w:numId w:val="1003"/>
-        </w:numPr>
-      </w:pPr>
-      <w:r>
-        <w:t xml:space="preserve">NOAH: And the three offers?</w:t>
-      </w:r>
-      <w:r>
-        <w:t xml:space="preserve"> </w:t>
-      </w:r>
-      <w:r>
-        <w:t xml:space="preserve">노아: 그리고 세 제안은요?</w:t>
-      </w:r>
-    </w:p>
-    <w:p>
-      <w:pPr>
-        <w:numPr>
-          <w:ilvl w:val="0"/>
-          <w:numId w:val="1003"/>
-        </w:numPr>
-      </w:pPr>
-      <w:r>
-        <w:t xml:space="preserve">TOM: I took your advice. I turned down all three. I’m teaching ethics at the business school at UT, one class, twenty-eight students. Last week a student asked me,</w:t>
-      </w:r>
-      <w:r>
-        <w:t xml:space="preserve"> </w:t>
-      </w:r>
-      <w:r>
-        <w:t xml:space="preserve">“</w:t>
-      </w:r>
-      <w:r>
-        <w:t xml:space="preserve">Did you ever sell something you knew was wrong?</w:t>
-      </w:r>
-      <w:r>
-        <w:t xml:space="preserve">”</w:t>
-      </w:r>
-      <w:r>
         <w:t xml:space="preserve"> </w:t>
       </w:r>
       <w:r>
         <w:t xml:space="preserve">I said yes, and I told them about a girl in Houston. They were very quiet.</w:t>
       </w:r>
-      <w:r>
-        <w:t xml:space="preserve"> </w:t>
-      </w:r>
-      <w:r>
-        <w:t xml:space="preserve">톰: 네 조언대로 했어. 셋 다 거절했지. UT 경영대학원에서 윤리를 가르쳐. 한 과목, 학생 스물여덟 명. 지난주 한 학생이</w:t>
-      </w:r>
-      <w:r>
-        <w:t xml:space="preserve"> </w:t>
-      </w:r>
-      <w:r>
-        <w:t xml:space="preserve">“</w:t>
-      </w:r>
-      <w:r>
-        <w:t xml:space="preserve">잘못된 걸 알면서 판 적 있으세요?</w:t>
-      </w:r>
-      <w:r>
-        <w:t xml:space="preserve">”</w:t>
-      </w:r>
-      <w:r>
-        <w:t xml:space="preserve">라고 물었어. 그렇다고 했고, 휴스턴의 한 여성 얘기를 했지. 다들 아주 조용했어.</w:t>
-      </w:r>
-    </w:p>
-    <w:p>
-      <w:pPr>
-        <w:numPr>
-          <w:ilvl w:val="0"/>
-          <w:numId w:val="1003"/>
-        </w:numPr>
+    </w:p>
+    <w:p>
+      <w:pPr>
+        <w:pStyle w:val="BodyText"/>
       </w:pPr>
       <w:r>
         <w:t xml:space="preserve">CLAIRE: That’s a good class, Tom.</w:t>
       </w:r>
-      <w:r>
-        <w:t xml:space="preserve"> </w:t>
-      </w:r>
-      <w:r>
-        <w:t xml:space="preserve">클레어: 좋은 수업이네요, 톰.</w:t>
-      </w:r>
-    </w:p>
-    <w:p>
-      <w:pPr>
-        <w:numPr>
-          <w:ilvl w:val="0"/>
-          <w:numId w:val="1003"/>
-        </w:numPr>
+    </w:p>
+    <w:p>
+      <w:pPr>
+        <w:pStyle w:val="BodyText"/>
       </w:pPr>
       <w:r>
         <w:t xml:space="preserve">TOM: It’s the only class I’ve ever taught where I’m the case study.</w:t>
       </w:r>
-      <w:r>
-        <w:t xml:space="preserve"> </w:t>
-      </w:r>
-      <w:r>
-        <w:t xml:space="preserve">톰: 내가 사례 연구 대상인 유일한 수업이지.</w:t>
-      </w:r>
-    </w:p>
-    <w:p>
-      <w:pPr>
-        <w:numPr>
-          <w:ilvl w:val="0"/>
-          <w:numId w:val="1003"/>
-        </w:numPr>
+    </w:p>
+    <w:p>
+      <w:pPr>
+        <w:pStyle w:val="BodyText"/>
       </w:pPr>
       <w:r>
         <w:t xml:space="preserve">LILY: Okay. Everyone, gather. Ben, the cloth.</w:t>
       </w:r>
-      <w:r>
-        <w:t xml:space="preserve"> </w:t>
-      </w:r>
-      <w:r>
-        <w:t xml:space="preserve">릴리: 좋아. 다들 모여. 벤, 천.</w:t>
-      </w:r>
-    </w:p>
-    <w:p>
-      <w:pPr>
-        <w:numPr>
-          <w:ilvl w:val="0"/>
-          <w:numId w:val="1003"/>
-        </w:numPr>
+    </w:p>
+    <w:p>
+      <w:pPr>
+        <w:pStyle w:val="BodyText"/>
       </w:pPr>
       <w:r>
         <w:t xml:space="preserve">BEN: Ready.</w:t>
       </w:r>
-      <w:r>
-        <w:t xml:space="preserve"> </w:t>
-      </w:r>
-      <w:r>
-        <w:t xml:space="preserve">벤: 준비됐어요.</w:t>
-      </w:r>
-    </w:p>
-    <w:p>
-      <w:pPr>
-        <w:numPr>
-          <w:ilvl w:val="0"/>
-          <w:numId w:val="1003"/>
-        </w:numPr>
+    </w:p>
+    <w:p>
+      <w:pPr>
+        <w:pStyle w:val="BodyText"/>
       </w:pPr>
       <w:r>
         <w:t xml:space="preserve">LILY: This is the original napkin. Elaine’s napkin, with the terms, and Noah’s signature, from ten years ago. And next to it, in the same frame, there’s an empty space. Same size. Same glass. It’s for the next napkin. Whoever draws it.</w:t>
       </w:r>
-      <w:r>
-        <w:t xml:space="preserve"> </w:t>
-      </w:r>
-      <w:r>
-        <w:t xml:space="preserve">릴리: 이게 원래 냅킨이야. 일레인의 냅킨, 조건이 적혀 있고, 노아 오빠 서명이 있는, 10년 전 거. 그리고 그 옆, 같은 액자 안에 빈 칸이 있어. 같은 크기. 같은 유리. 다음 냅킨을 위한 자리야. 누가 그리든.</w:t>
-      </w:r>
-    </w:p>
-    <w:p>
-      <w:pPr>
-        <w:numPr>
-          <w:ilvl w:val="0"/>
-          <w:numId w:val="1003"/>
-        </w:numPr>
+    </w:p>
+    <w:p>
+      <w:pPr>
+        <w:pStyle w:val="BodyText"/>
       </w:pPr>
       <w:r>
         <w:t xml:space="preserve">CAROL: …Oh, Lily.</w:t>
       </w:r>
-      <w:r>
-        <w:t xml:space="preserve"> </w:t>
-      </w:r>
-      <w:r>
-        <w:t xml:space="preserve">캐럴: …아, 릴리.</w:t>
-      </w:r>
-    </w:p>
-    <w:p>
-      <w:pPr>
-        <w:numPr>
-          <w:ilvl w:val="0"/>
-          <w:numId w:val="1003"/>
-        </w:numPr>
+    </w:p>
+    <w:p>
+      <w:pPr>
+        <w:pStyle w:val="BodyText"/>
       </w:pPr>
       <w:r>
         <w:t xml:space="preserve">LILY: And this is my last Veyra design. I’m opening my own studio next month.</w:t>
       </w:r>
-      <w:r>
-        <w:t xml:space="preserve"> </w:t>
-      </w:r>
-      <w:r>
-        <w:t xml:space="preserve">릴리: 그리고 이게 내 마지막 베이라 디자인이야. 다음 달에 내 스튜디오를 열어.</w:t>
-      </w:r>
-    </w:p>
-    <w:p>
-      <w:pPr>
-        <w:numPr>
-          <w:ilvl w:val="0"/>
-          <w:numId w:val="1003"/>
-        </w:numPr>
+    </w:p>
+    <w:p>
+      <w:pPr>
+        <w:pStyle w:val="BodyText"/>
       </w:pPr>
       <w:r>
         <w:t xml:space="preserve">NOAH: Your own studio. Can Veyra be your first client?</w:t>
       </w:r>
-      <w:r>
-        <w:t xml:space="preserve"> </w:t>
-      </w:r>
-      <w:r>
-        <w:t xml:space="preserve">노아: 네 스튜디오. 베이라가 첫 고객이 될 수 있을까?</w:t>
-      </w:r>
-    </w:p>
-    <w:p>
-      <w:pPr>
-        <w:numPr>
-          <w:ilvl w:val="0"/>
-          <w:numId w:val="1003"/>
-        </w:numPr>
+    </w:p>
+    <w:p>
+      <w:pPr>
+        <w:pStyle w:val="BodyText"/>
       </w:pPr>
       <w:r>
         <w:t xml:space="preserve">LILY: You can’t afford me. But I’ll give you a family discount. Ten percent. Not shiny.</w:t>
-      </w:r>
-      <w:r>
-        <w:t xml:space="preserve"> </w:t>
-      </w:r>
-      <w:r>
-        <w:t xml:space="preserve">릴리: 오빠네는 날 감당 못 해. 하지만 가족 할인은 해 줄게. 10%. 반짝이지 않게.</w:t>
       </w:r>
     </w:p>
     <w:bookmarkEnd w:id="23"/>
@@ -2158,146 +1348,71 @@
     </w:p>
     <w:p>
       <w:pPr>
-        <w:numPr>
-          <w:ilvl w:val="0"/>
-          <w:numId w:val="1004"/>
-        </w:numPr>
+        <w:pStyle w:val="FirstParagraph"/>
       </w:pPr>
       <w:r>
         <w:t xml:space="preserve">RUTH: Everyone, a reminder. No numbers, no forecasts, no stock price. Today we celebrate people.</w:t>
       </w:r>
-      <w:r>
-        <w:t xml:space="preserve"> </w:t>
-      </w:r>
-      <w:r>
-        <w:t xml:space="preserve">루스: 여러분, 상기시켜 드려요. 숫자도, 전망도, 주가도 없어요. 오늘은 사람을 축하해요.</w:t>
-      </w:r>
-    </w:p>
-    <w:p>
-      <w:pPr>
-        <w:numPr>
-          <w:ilvl w:val="0"/>
-          <w:numId w:val="1004"/>
-        </w:numPr>
+    </w:p>
+    <w:p>
+      <w:pPr>
+        <w:pStyle w:val="BodyText"/>
       </w:pPr>
       <w:r>
         <w:t xml:space="preserve">ELAINE: Ten years ago, I wrote four conditions on a napkin and told Noah it would be worth framing someday. I was wrong. It wasn’t the napkin that was worth framing. It was the four people who kept every condition, even the ones I’d forgotten.</w:t>
       </w:r>
-      <w:r>
-        <w:t xml:space="preserve"> </w:t>
-      </w:r>
-      <w:r>
-        <w:t xml:space="preserve">일레인: 10년 전, 냅킨에 조건 네 가지를 적고 언젠가 액자에 넣을 가치가 있을 거라고 노아에게 말했어요. 틀렸어요. 액자에 넣을 가치가 있는 건 냅킨이 아니었어요. 내가 잊어버린 조건까지 전부 지킨 네 사람이었죠.</w:t>
-      </w:r>
-    </w:p>
-    <w:p>
-      <w:pPr>
-        <w:numPr>
-          <w:ilvl w:val="0"/>
-          <w:numId w:val="1004"/>
-        </w:numPr>
+    </w:p>
+    <w:p>
+      <w:pPr>
+        <w:pStyle w:val="BodyText"/>
       </w:pPr>
       <w:r>
         <w:t xml:space="preserve">RUTH: Noah. Your turn. You have four minutes.</w:t>
       </w:r>
-      <w:r>
-        <w:t xml:space="preserve"> </w:t>
-      </w:r>
-      <w:r>
-        <w:t xml:space="preserve">루스: 노아. 당신 차례예요. 4분이에요.</w:t>
-      </w:r>
-    </w:p>
-    <w:p>
-      <w:pPr>
-        <w:numPr>
-          <w:ilvl w:val="0"/>
-          <w:numId w:val="1004"/>
-        </w:numPr>
+    </w:p>
+    <w:p>
+      <w:pPr>
+        <w:pStyle w:val="BodyText"/>
       </w:pPr>
       <w:r>
         <w:t xml:space="preserve">NOAH: Four minutes. Like my father’s watch.</w:t>
       </w:r>
-      <w:r>
-        <w:t xml:space="preserve"> </w:t>
-      </w:r>
-      <w:r>
-        <w:t xml:space="preserve">노아: 4분. 우리 아버지 시계처럼.</w:t>
-      </w:r>
-    </w:p>
-    <w:p>
-      <w:pPr>
-        <w:numPr>
-          <w:ilvl w:val="0"/>
-          <w:numId w:val="1004"/>
-        </w:numPr>
+    </w:p>
+    <w:p>
+      <w:pPr>
+        <w:pStyle w:val="BodyText"/>
       </w:pPr>
       <w:r>
         <w:t xml:space="preserve">CAROL: He’ll take five. He always does.</w:t>
       </w:r>
-      <w:r>
-        <w:t xml:space="preserve"> </w:t>
-      </w:r>
-      <w:r>
-        <w:t xml:space="preserve">캐럴: 다섯 개 쓸 거야. 늘 그래.</w:t>
-      </w:r>
-    </w:p>
-    <w:p>
-      <w:pPr>
-        <w:numPr>
-          <w:ilvl w:val="0"/>
-          <w:numId w:val="1004"/>
-        </w:numPr>
+    </w:p>
+    <w:p>
+      <w:pPr>
+        <w:pStyle w:val="BodyText"/>
       </w:pPr>
       <w:r>
         <w:t xml:space="preserve">MARCUS: Speech!</w:t>
       </w:r>
-      <w:r>
-        <w:t xml:space="preserve"> </w:t>
-      </w:r>
-      <w:r>
-        <w:t xml:space="preserve">마커스: 연설!</w:t>
-      </w:r>
-    </w:p>
-    <w:p>
-      <w:pPr>
-        <w:numPr>
-          <w:ilvl w:val="0"/>
-          <w:numId w:val="1004"/>
-        </w:numPr>
+    </w:p>
+    <w:p>
+      <w:pPr>
+        <w:pStyle w:val="BodyText"/>
       </w:pPr>
       <w:r>
         <w:t xml:space="preserve">NOAH: People ask me what was written on the napkin. They expect an idea. A product, a market, a big vision. It wasn’t. It was a list of promises. Send the bad news first. Tell the investors everything. Don’t lose the napkin. For ten years, those promises were harder to keep than any product was to build.</w:t>
       </w:r>
-      <w:r>
-        <w:t xml:space="preserve"> </w:t>
-      </w:r>
-      <w:r>
-        <w:t xml:space="preserve">노아: 사람들이 냅킨에 뭐가 적혀 있었냐고 물어요. 아이디어를 기대하죠. 제품, 시장, 큰 비전. 아니었어요. 약속 목록이었어요. 나쁜 소식을 먼저 보낼 것. 투자자에게 전부 말할 것. 냅킨을 잃어버리지 말 것. 10년 동안 그 약속들을 지키는 게 어떤 제품을 만드는 것보다 어려웠어요.</w:t>
-      </w:r>
-    </w:p>
-    <w:p>
-      <w:pPr>
-        <w:numPr>
-          <w:ilvl w:val="0"/>
-          <w:numId w:val="1004"/>
-        </w:numPr>
+    </w:p>
+    <w:p>
+      <w:pPr>
+        <w:pStyle w:val="BodyText"/>
       </w:pPr>
       <w:r>
         <w:t xml:space="preserve">ELENA: The last one was mine.</w:t>
       </w:r>
-      <w:r>
-        <w:t xml:space="preserve"> </w:t>
-      </w:r>
-      <w:r>
-        <w:t xml:space="preserve">엘레나: 마지막 건 내 거였어요.</w:t>
-      </w:r>
-    </w:p>
-    <w:p>
-      <w:pPr>
-        <w:numPr>
-          <w:ilvl w:val="0"/>
-          <w:numId w:val="1004"/>
-        </w:numPr>
+    </w:p>
+    <w:p>
+      <w:pPr>
+        <w:pStyle w:val="BodyText"/>
       </w:pPr>
       <w:r>
         <w:t xml:space="preserve">NOAH: And people ask why we say</w:t>
@@ -2356,328 +1471,133 @@
       <w:r>
         <w:t xml:space="preserve">means we’ve checked, we’ve told the truth about what we found, and we’re ready to be responsible for what happens next. It’s not a word for speed. It’s a word for ownership.</w:t>
       </w:r>
-      <w:r>
-        <w:t xml:space="preserve"> </w:t>
-      </w:r>
-      <w:r>
-        <w:t xml:space="preserve">노아: 그리고 사람들이 왜</w:t>
-      </w:r>
-      <w:r>
-        <w:t xml:space="preserve"> </w:t>
-      </w:r>
-      <w:r>
-        <w:t xml:space="preserve">“</w:t>
-      </w:r>
-      <w:r>
-        <w:t xml:space="preserve">Ship it</w:t>
-      </w:r>
-      <w:r>
-        <w:t xml:space="preserve">”</w:t>
-      </w:r>
-      <w:r>
-        <w:t xml:space="preserve">이라고 하냐고 물어요.</w:t>
-      </w:r>
-      <w:r>
-        <w:t xml:space="preserve"> </w:t>
-      </w:r>
-      <w:r>
-        <w:t xml:space="preserve">“</w:t>
-      </w:r>
-      <w:r>
-        <w:t xml:space="preserve">서둘러</w:t>
-      </w:r>
-      <w:r>
-        <w:t xml:space="preserve">”</w:t>
-      </w:r>
-      <w:r>
-        <w:t xml:space="preserve">라는 뜻인 줄 알죠. 아니에요. 이 회사에서</w:t>
-      </w:r>
-      <w:r>
-        <w:t xml:space="preserve"> </w:t>
-      </w:r>
-      <w:r>
-        <w:t xml:space="preserve">“</w:t>
-      </w:r>
-      <w:r>
-        <w:t xml:space="preserve">Ship it</w:t>
-      </w:r>
-      <w:r>
-        <w:t xml:space="preserve">”</w:t>
-      </w:r>
-      <w:r>
-        <w:t xml:space="preserve">은 우리가 확인했고, 찾은 것에 대해 진실을 말했고, 다음에 일어날 일에 책임질 준비가 됐다는 뜻이에요. 속도의 말이 아니에요. 책임의 말이에요.</w:t>
-      </w:r>
-    </w:p>
-    <w:p>
-      <w:pPr>
-        <w:numPr>
-          <w:ilvl w:val="0"/>
-          <w:numId w:val="1004"/>
-        </w:numPr>
+    </w:p>
+    <w:p>
+      <w:pPr>
+        <w:pStyle w:val="BodyText"/>
       </w:pPr>
       <w:r>
         <w:t xml:space="preserve">TOM: Ownership. I should have learned that word twenty years ago.</w:t>
       </w:r>
-      <w:r>
-        <w:t xml:space="preserve"> </w:t>
-      </w:r>
-      <w:r>
-        <w:t xml:space="preserve">톰: 책임. 20년 전에 그 단어를 배웠어야 했는데.</w:t>
-      </w:r>
-    </w:p>
-    <w:p>
-      <w:pPr>
-        <w:numPr>
-          <w:ilvl w:val="0"/>
-          <w:numId w:val="1004"/>
-        </w:numPr>
+    </w:p>
+    <w:p>
+      <w:pPr>
+        <w:pStyle w:val="BodyText"/>
       </w:pPr>
       <w:r>
         <w:t xml:space="preserve">MAYA: Noah? May I ask something? In front of everyone?</w:t>
       </w:r>
-      <w:r>
-        <w:t xml:space="preserve"> </w:t>
-      </w:r>
-      <w:r>
-        <w:t xml:space="preserve">마야: 노아? 하나 물어봐도 돼요? 모두 앞에서?</w:t>
-      </w:r>
-    </w:p>
-    <w:p>
-      <w:pPr>
-        <w:numPr>
-          <w:ilvl w:val="0"/>
-          <w:numId w:val="1004"/>
-        </w:numPr>
+    </w:p>
+    <w:p>
+      <w:pPr>
+        <w:pStyle w:val="BodyText"/>
       </w:pPr>
       <w:r>
         <w:t xml:space="preserve">NOAH: Of course.</w:t>
       </w:r>
-      <w:r>
-        <w:t xml:space="preserve"> </w:t>
-      </w:r>
-      <w:r>
-        <w:t xml:space="preserve">노아: 물론이죠.</w:t>
-      </w:r>
-    </w:p>
-    <w:p>
-      <w:pPr>
-        <w:numPr>
-          <w:ilvl w:val="0"/>
-          <w:numId w:val="1004"/>
-        </w:numPr>
+    </w:p>
+    <w:p>
+      <w:pPr>
+        <w:pStyle w:val="BodyText"/>
       </w:pPr>
       <w:r>
         <w:t xml:space="preserve">MAYA: Contour. Equal accuracy on every skin type. FDA cleared. Can we ship it?</w:t>
       </w:r>
-      <w:r>
-        <w:t xml:space="preserve"> </w:t>
-      </w:r>
-      <w:r>
-        <w:t xml:space="preserve">마야: 컨투어. 모든 피부톤에서 동등한 정확도. FDA 허가. 출시해도 될까요?</w:t>
-      </w:r>
-    </w:p>
-    <w:p>
-      <w:pPr>
-        <w:numPr>
-          <w:ilvl w:val="0"/>
-          <w:numId w:val="1004"/>
-        </w:numPr>
+    </w:p>
+    <w:p>
+      <w:pPr>
+        <w:pStyle w:val="BodyText"/>
       </w:pPr>
       <w:r>
         <w:t xml:space="preserve">NOAH: Don’t ask me. Ask the people who checked it.</w:t>
       </w:r>
-      <w:r>
-        <w:t xml:space="preserve"> </w:t>
-      </w:r>
-      <w:r>
-        <w:t xml:space="preserve">노아: 나한테 묻지 마요. 확인한 사람들한테 물어요.</w:t>
-      </w:r>
-    </w:p>
-    <w:p>
-      <w:pPr>
-        <w:numPr>
-          <w:ilvl w:val="0"/>
-          <w:numId w:val="1004"/>
-        </w:numPr>
+    </w:p>
+    <w:p>
+      <w:pPr>
+        <w:pStyle w:val="BodyText"/>
       </w:pPr>
       <w:r>
         <w:t xml:space="preserve">MAYA: Dr. Ruiz?</w:t>
       </w:r>
-      <w:r>
-        <w:t xml:space="preserve"> </w:t>
-      </w:r>
-      <w:r>
-        <w:t xml:space="preserve">마야: 루이즈 박사님?</w:t>
-      </w:r>
-    </w:p>
-    <w:p>
-      <w:pPr>
-        <w:numPr>
-          <w:ilvl w:val="0"/>
-          <w:numId w:val="1004"/>
-        </w:numPr>
+    </w:p>
+    <w:p>
+      <w:pPr>
+        <w:pStyle w:val="BodyText"/>
       </w:pPr>
       <w:r>
         <w:t xml:space="preserve">ELENA: The launch condition is met. Every face. I’ve signed.</w:t>
       </w:r>
-      <w:r>
-        <w:t xml:space="preserve"> </w:t>
-      </w:r>
-      <w:r>
-        <w:t xml:space="preserve">엘레나: 출시 조건 충족. 모든 얼굴. 서명했어요.</w:t>
-      </w:r>
-    </w:p>
-    <w:p>
-      <w:pPr>
-        <w:numPr>
-          <w:ilvl w:val="0"/>
-          <w:numId w:val="1004"/>
-        </w:numPr>
+    </w:p>
+    <w:p>
+      <w:pPr>
+        <w:pStyle w:val="BodyText"/>
       </w:pPr>
       <w:r>
         <w:t xml:space="preserve">MAYA: Priya?</w:t>
       </w:r>
-      <w:r>
-        <w:t xml:space="preserve"> </w:t>
-      </w:r>
-      <w:r>
-        <w:t xml:space="preserve">마야: 프리야?</w:t>
-      </w:r>
-    </w:p>
-    <w:p>
-      <w:pPr>
-        <w:numPr>
-          <w:ilvl w:val="0"/>
-          <w:numId w:val="1004"/>
-        </w:numPr>
+    </w:p>
+    <w:p>
+      <w:pPr>
+        <w:pStyle w:val="BodyText"/>
       </w:pPr>
       <w:r>
         <w:t xml:space="preserve">PRIYA: Verified from the scans, not the summary. I’ve signed.</w:t>
       </w:r>
-      <w:r>
-        <w:t xml:space="preserve"> </w:t>
-      </w:r>
-      <w:r>
-        <w:t xml:space="preserve">프리야: 요약이 아니라 스캔에서 검증했어요. 서명했어요.</w:t>
-      </w:r>
-    </w:p>
-    <w:p>
-      <w:pPr>
-        <w:numPr>
-          <w:ilvl w:val="0"/>
-          <w:numId w:val="1004"/>
-        </w:numPr>
+    </w:p>
+    <w:p>
+      <w:pPr>
+        <w:pStyle w:val="BodyText"/>
       </w:pPr>
       <w:r>
         <w:t xml:space="preserve">MAYA: Ms. Lee?</w:t>
       </w:r>
-      <w:r>
-        <w:t xml:space="preserve"> </w:t>
-      </w:r>
-      <w:r>
-        <w:t xml:space="preserve">마야: 이 팀장님?</w:t>
-      </w:r>
-    </w:p>
-    <w:p>
-      <w:pPr>
-        <w:numPr>
-          <w:ilvl w:val="0"/>
-          <w:numId w:val="1004"/>
-        </w:numPr>
+    </w:p>
+    <w:p>
+      <w:pPr>
+        <w:pStyle w:val="BodyText"/>
       </w:pPr>
       <w:r>
         <w:t xml:space="preserve">SUJIN: The quality file is complete. Two signatures on every exclusion. I’ve signed. From Seoul. In my clothes.</w:t>
       </w:r>
-      <w:r>
-        <w:t xml:space="preserve"> </w:t>
-      </w:r>
-      <w:r>
-        <w:t xml:space="preserve">수진: 품질 파일 완료. 모든 제외에 서명 두 개. 서명했어요. 서울에서. 옷 입고.</w:t>
-      </w:r>
-    </w:p>
-    <w:p>
-      <w:pPr>
-        <w:numPr>
-          <w:ilvl w:val="0"/>
-          <w:numId w:val="1004"/>
-        </w:numPr>
+    </w:p>
+    <w:p>
+      <w:pPr>
+        <w:pStyle w:val="BodyText"/>
       </w:pPr>
       <w:r>
         <w:t xml:space="preserve">MARISOL: And as your CTO, I’ve signed. It’s your product, Maya. It was always your call.</w:t>
       </w:r>
-      <w:r>
-        <w:t xml:space="preserve"> </w:t>
-      </w:r>
-      <w:r>
-        <w:t xml:space="preserve">마리솔: 그리고 CTO로서 서명했어요. 당신 제품이에요, 마야. 늘 당신 결정이었어요.</w:t>
-      </w:r>
-    </w:p>
-    <w:p>
-      <w:pPr>
-        <w:numPr>
-          <w:ilvl w:val="0"/>
-          <w:numId w:val="1004"/>
-        </w:numPr>
+    </w:p>
+    <w:p>
+      <w:pPr>
+        <w:pStyle w:val="BodyText"/>
       </w:pPr>
       <w:r>
         <w:t xml:space="preserve">MAYA: …Then, Noah, would you say it? Just this once. I’ve wanted to hear it since I was twenty-four.</w:t>
       </w:r>
-      <w:r>
-        <w:t xml:space="preserve"> </w:t>
-      </w:r>
-      <w:r>
-        <w:t xml:space="preserve">마야: …그럼, 노아, 말해 줄래요? 이번 한 번만. 스물넷 때부터 듣고 싶었어요.</w:t>
-      </w:r>
-    </w:p>
-    <w:p>
-      <w:pPr>
-        <w:numPr>
-          <w:ilvl w:val="0"/>
-          <w:numId w:val="1004"/>
-        </w:numPr>
+    </w:p>
+    <w:p>
+      <w:pPr>
+        <w:pStyle w:val="BodyText"/>
       </w:pPr>
       <w:r>
         <w:t xml:space="preserve">NOAH: Maya. You checked. You told the truth about what you found, even when it cost you. And you’re ready to be responsible for whatever happens next, in every clinic, on every face. Ship it.</w:t>
       </w:r>
-      <w:r>
-        <w:t xml:space="preserve"> </w:t>
-      </w:r>
-      <w:r>
-        <w:t xml:space="preserve">노아: 마야. 당신은 확인했어요. 대가를 치르면서도 찾은 것에 대해 진실을 말했어요. 그리고 모든 클리닉에서, 모든 얼굴에서, 다음에 일어날 일에 책임질 준비가 됐어요. Ship it.</w:t>
-      </w:r>
-    </w:p>
-    <w:p>
-      <w:pPr>
-        <w:numPr>
-          <w:ilvl w:val="0"/>
-          <w:numId w:val="1004"/>
-        </w:numPr>
+    </w:p>
+    <w:p>
+      <w:pPr>
+        <w:pStyle w:val="BodyText"/>
       </w:pPr>
       <w:r>
         <w:t xml:space="preserve">MAYA: …Thank you. And this goes here.</w:t>
       </w:r>
-      <w:r>
-        <w:t xml:space="preserve"> </w:t>
-      </w:r>
-      <w:r>
-        <w:t xml:space="preserve">마야: …고마워요. 그리고 이건 여기로 가요.</w:t>
-      </w:r>
-    </w:p>
-    <w:p>
-      <w:pPr>
-        <w:numPr>
-          <w:ilvl w:val="0"/>
-          <w:numId w:val="1004"/>
-        </w:numPr>
+    </w:p>
+    <w:p>
+      <w:pPr>
+        <w:pStyle w:val="BodyText"/>
       </w:pPr>
       <w:r>
         <w:t xml:space="preserve">LILY: The next napkin. In the empty space. I knew someone would fill it. I didn’t know it would be tonight.</w:t>
-      </w:r>
-      <w:r>
-        <w:t xml:space="preserve"> </w:t>
-      </w:r>
-      <w:r>
-        <w:t xml:space="preserve">릴리: 다음 냅킨. 빈 칸에. 누군가 채울 줄 알았어. 오늘 밤일 줄은 몰랐지만.</w:t>
       </w:r>
     </w:p>
     <w:bookmarkEnd w:id="24"/>
@@ -2692,78 +1612,39 @@
     </w:p>
     <w:p>
       <w:pPr>
-        <w:numPr>
-          <w:ilvl w:val="0"/>
-          <w:numId w:val="1005"/>
-        </w:numPr>
+        <w:pStyle w:val="FirstParagraph"/>
       </w:pPr>
       <w:r>
         <w:t xml:space="preserve">MARCUS: The four of us. On the roof. Again.</w:t>
       </w:r>
-      <w:r>
-        <w:t xml:space="preserve"> </w:t>
-      </w:r>
-      <w:r>
-        <w:t xml:space="preserve">마커스: 우리 넷. 옥상에. 또.</w:t>
-      </w:r>
-    </w:p>
-    <w:p>
-      <w:pPr>
-        <w:numPr>
-          <w:ilvl w:val="0"/>
-          <w:numId w:val="1005"/>
-        </w:numPr>
+    </w:p>
+    <w:p>
+      <w:pPr>
+        <w:pStyle w:val="BodyText"/>
       </w:pPr>
       <w:r>
         <w:t xml:space="preserve">PRIYA: Five. Lily’s here.</w:t>
       </w:r>
-      <w:r>
-        <w:t xml:space="preserve"> </w:t>
-      </w:r>
-      <w:r>
-        <w:t xml:space="preserve">프리야: 다섯. 릴리도 있어요.</w:t>
-      </w:r>
-    </w:p>
-    <w:p>
-      <w:pPr>
-        <w:numPr>
-          <w:ilvl w:val="0"/>
-          <w:numId w:val="1005"/>
-        </w:numPr>
+    </w:p>
+    <w:p>
+      <w:pPr>
+        <w:pStyle w:val="BodyText"/>
       </w:pPr>
       <w:r>
         <w:t xml:space="preserve">LILY: I’m not a founder. I’m the logo.</w:t>
       </w:r>
-      <w:r>
-        <w:t xml:space="preserve"> </w:t>
-      </w:r>
-      <w:r>
-        <w:t xml:space="preserve">릴리: 난 창업자 아니야. 로고지.</w:t>
-      </w:r>
-    </w:p>
-    <w:p>
-      <w:pPr>
-        <w:numPr>
-          <w:ilvl w:val="0"/>
-          <w:numId w:val="1005"/>
-        </w:numPr>
+    </w:p>
+    <w:p>
+      <w:pPr>
+        <w:pStyle w:val="BodyText"/>
       </w:pPr>
       <w:r>
         <w:t xml:space="preserve">ELENA: You’re the reason the logo is a knot coming undone. That’s the most important thing we ever said.</w:t>
       </w:r>
-      <w:r>
-        <w:t xml:space="preserve"> </w:t>
-      </w:r>
-      <w:r>
-        <w:t xml:space="preserve">엘레나: 로고가 풀리는 매듭인 건 당신 덕분이에요. 그게 우리가 한 말 중 가장 중요한 거예요.</w:t>
-      </w:r>
-    </w:p>
-    <w:p>
-      <w:pPr>
-        <w:numPr>
-          <w:ilvl w:val="0"/>
-          <w:numId w:val="1005"/>
-        </w:numPr>
+    </w:p>
+    <w:p>
+      <w:pPr>
+        <w:pStyle w:val="BodyText"/>
       </w:pPr>
       <w:r>
         <w:t xml:space="preserve">NOAH: Can I tell you all something? Ten years ago, I thought</w:t>
@@ -2786,11 +1667,61 @@
       <w:r>
         <w:t xml:space="preserve">was the most exciting thing I could say. Tonight, I said it to someone else, about something I didn’t build, and it was better. Much better.</w:t>
       </w:r>
-      <w:r>
-        <w:t xml:space="preserve"> </w:t>
-      </w:r>
-      <w:r>
-        <w:t xml:space="preserve">노아: 다들한테 하나 말해도 될까요? 10년 전엔</w:t>
+    </w:p>
+    <w:p>
+      <w:pPr>
+        <w:pStyle w:val="BodyText"/>
+      </w:pPr>
+      <w:r>
+        <w:t xml:space="preserve">MARCUS: That’s called getting old.</w:t>
+      </w:r>
+    </w:p>
+    <w:p>
+      <w:pPr>
+        <w:pStyle w:val="BodyText"/>
+      </w:pPr>
+      <w:r>
+        <w:t xml:space="preserve">ELENA: That’s called building a company that doesn’t need you in every room.</w:t>
+      </w:r>
+    </w:p>
+    <w:p>
+      <w:pPr>
+        <w:pStyle w:val="BodyText"/>
+      </w:pPr>
+      <w:r>
+        <w:t xml:space="preserve">PRIYA: Both. The data supports both.</w:t>
+      </w:r>
+    </w:p>
+    <w:p>
+      <w:pPr>
+        <w:pStyle w:val="BodyText"/>
+      </w:pPr>
+      <w:r>
+        <w:t xml:space="preserve">CLAIRE: Noah. Your phone. A message from me. I’m downstairs.</w:t>
+      </w:r>
+    </w:p>
+    <w:p>
+      <w:pPr>
+        <w:pStyle w:val="BodyText"/>
+      </w:pPr>
+      <w:r>
+        <w:t xml:space="preserve">NOAH: I read it. The moment it arrived.</w:t>
+      </w:r>
+    </w:p>
+    <w:p>
+      <w:pPr>
+        <w:pStyle w:val="BodyText"/>
+      </w:pPr>
+      <w:r>
+        <w:t xml:space="preserve">CLAIRE: Good. What does it say?</w:t>
+      </w:r>
+    </w:p>
+    <w:p>
+      <w:pPr>
+        <w:pStyle w:val="BodyText"/>
+      </w:pPr>
+      <w:r>
+        <w:t xml:space="preserve">NOAH:</w:t>
       </w:r>
       <w:r>
         <w:t xml:space="preserve"> </w:t>
@@ -2799,207 +1730,34 @@
         <w:t xml:space="preserve">“</w:t>
       </w:r>
       <w:r>
-        <w:t xml:space="preserve">Ship it</w:t>
+        <w:t xml:space="preserve">Come home. Bring the napkin guy.</w:t>
       </w:r>
       <w:r>
         <w:t xml:space="preserve">”</w:t>
       </w:r>
-      <w:r>
-        <w:t xml:space="preserve">이 내가 할 수 있는 가장 신나는 말이라고 생각했어요. 오늘 밤, 내가 만들지 않은 걸 두고 다른 사람에게 그 말을 했는데, 그게 더 좋았어요. 훨씬 더.</w:t>
-      </w:r>
-    </w:p>
-    <w:p>
-      <w:pPr>
-        <w:numPr>
-          <w:ilvl w:val="0"/>
-          <w:numId w:val="1005"/>
-        </w:numPr>
-      </w:pPr>
-      <w:r>
-        <w:t xml:space="preserve">MARCUS: That’s called getting old.</w:t>
-      </w:r>
-      <w:r>
-        <w:t xml:space="preserve"> </w:t>
-      </w:r>
-      <w:r>
-        <w:t xml:space="preserve">마커스: 그걸 나이 든다고 하는 거야.</w:t>
-      </w:r>
-    </w:p>
-    <w:p>
-      <w:pPr>
-        <w:numPr>
-          <w:ilvl w:val="0"/>
-          <w:numId w:val="1005"/>
-        </w:numPr>
-      </w:pPr>
-      <w:r>
-        <w:t xml:space="preserve">ELENA: That’s called building a company that doesn’t need you in every room.</w:t>
-      </w:r>
-      <w:r>
-        <w:t xml:space="preserve"> </w:t>
-      </w:r>
-      <w:r>
-        <w:t xml:space="preserve">엘레나: 그걸 모든 방에 당신이 없어도 되는 회사를 만들었다고 하는 거예요.</w:t>
-      </w:r>
-    </w:p>
-    <w:p>
-      <w:pPr>
-        <w:numPr>
-          <w:ilvl w:val="0"/>
-          <w:numId w:val="1005"/>
-        </w:numPr>
-      </w:pPr>
-      <w:r>
-        <w:t xml:space="preserve">PRIYA: Both. The data supports both.</w:t>
-      </w:r>
-      <w:r>
-        <w:t xml:space="preserve"> </w:t>
-      </w:r>
-      <w:r>
-        <w:t xml:space="preserve">프리야: 둘 다예요. 데이터는 둘 다를 지지해요.</w:t>
-      </w:r>
-    </w:p>
-    <w:p>
-      <w:pPr>
-        <w:numPr>
-          <w:ilvl w:val="0"/>
-          <w:numId w:val="1005"/>
-        </w:numPr>
-      </w:pPr>
-      <w:r>
-        <w:t xml:space="preserve">CLAIRE: Noah. Your phone. A message from me. I’m downstairs.</w:t>
-      </w:r>
-      <w:r>
-        <w:t xml:space="preserve"> </w:t>
-      </w:r>
-      <w:r>
-        <w:t xml:space="preserve">클레어: 노아. 휴대폰. 나한테서 메시지. 아래층에 있어요.</w:t>
-      </w:r>
-    </w:p>
-    <w:p>
-      <w:pPr>
-        <w:numPr>
-          <w:ilvl w:val="0"/>
-          <w:numId w:val="1005"/>
-        </w:numPr>
-      </w:pPr>
-      <w:r>
-        <w:t xml:space="preserve">NOAH: I read it. The moment it arrived.</w:t>
-      </w:r>
-      <w:r>
-        <w:t xml:space="preserve"> </w:t>
-      </w:r>
-      <w:r>
-        <w:t xml:space="preserve">노아: 읽었어요. 도착하는 순간.</w:t>
-      </w:r>
-    </w:p>
-    <w:p>
-      <w:pPr>
-        <w:numPr>
-          <w:ilvl w:val="0"/>
-          <w:numId w:val="1005"/>
-        </w:numPr>
-      </w:pPr>
-      <w:r>
-        <w:t xml:space="preserve">CLAIRE: Good. What does it say?</w:t>
-      </w:r>
-      <w:r>
-        <w:t xml:space="preserve"> </w:t>
-      </w:r>
-      <w:r>
-        <w:t xml:space="preserve">클레어: 좋아요. 뭐라고 돼 있어요?</w:t>
-      </w:r>
-    </w:p>
-    <w:p>
-      <w:pPr>
-        <w:numPr>
-          <w:ilvl w:val="0"/>
-          <w:numId w:val="1005"/>
-        </w:numPr>
-      </w:pPr>
-      <w:r>
-        <w:t xml:space="preserve">NOAH:</w:t>
-      </w:r>
-      <w:r>
-        <w:t xml:space="preserve"> </w:t>
-      </w:r>
-      <w:r>
-        <w:t xml:space="preserve">“</w:t>
-      </w:r>
-      <w:r>
-        <w:t xml:space="preserve">Come home. Bring the napkin guy.</w:t>
-      </w:r>
-      <w:r>
-        <w:t xml:space="preserve">”</w:t>
-      </w:r>
-      <w:r>
-        <w:t xml:space="preserve"> </w:t>
-      </w:r>
-      <w:r>
-        <w:t xml:space="preserve">노아:</w:t>
-      </w:r>
-      <w:r>
-        <w:t xml:space="preserve"> </w:t>
-      </w:r>
-      <w:r>
-        <w:t xml:space="preserve">“</w:t>
-      </w:r>
-      <w:r>
-        <w:t xml:space="preserve">집에 와요. 냅킨 그분 데리고.</w:t>
-      </w:r>
-      <w:r>
-        <w:t xml:space="preserve">”</w:t>
-      </w:r>
-    </w:p>
-    <w:p>
-      <w:pPr>
-        <w:numPr>
-          <w:ilvl w:val="0"/>
-          <w:numId w:val="1005"/>
-        </w:numPr>
+    </w:p>
+    <w:p>
+      <w:pPr>
+        <w:pStyle w:val="BodyText"/>
       </w:pPr>
       <w:r>
         <w:t xml:space="preserve">LILY: Before you go. One last look. Ten years, and it’s still not shiny.</w:t>
       </w:r>
-      <w:r>
-        <w:t xml:space="preserve"> </w:t>
-      </w:r>
-      <w:r>
-        <w:t xml:space="preserve">릴리: 가기 전에. 마지막으로 한 번 봐. 10년인데 여전히 반짝이지 않아.</w:t>
-      </w:r>
-    </w:p>
-    <w:p>
-      <w:pPr>
-        <w:numPr>
-          <w:ilvl w:val="0"/>
-          <w:numId w:val="1005"/>
-        </w:numPr>
+    </w:p>
+    <w:p>
+      <w:pPr>
+        <w:pStyle w:val="BodyText"/>
       </w:pPr>
       <w:r>
         <w:t xml:space="preserve">MARCUS: Not shiny. Just true.</w:t>
       </w:r>
-      <w:r>
-        <w:t xml:space="preserve"> </w:t>
-      </w:r>
-      <w:r>
-        <w:t xml:space="preserve">마커스: 반짝이지 않아. 그냥 진짜야.</w:t>
-      </w:r>
-    </w:p>
-    <w:p>
-      <w:pPr>
-        <w:numPr>
-          <w:ilvl w:val="0"/>
-          <w:numId w:val="1005"/>
-        </w:numPr>
+    </w:p>
+    <w:p>
+      <w:pPr>
+        <w:pStyle w:val="BodyText"/>
       </w:pPr>
       <w:r>
         <w:t xml:space="preserve">NOAH: Ten years. Same napkin. Different hands. Let’s go home.</w:t>
-      </w:r>
-      <w:r>
-        <w:t xml:space="preserve"> </w:t>
-      </w:r>
-      <w:r>
-        <w:t xml:space="preserve">노아: 10년. 같은 냅킨. 다른 손들. 집에 가요.</w:t>
       </w:r>
     </w:p>
     <w:p>
@@ -3140,7 +1898,7 @@
               <w:jc w:val="left"/>
             </w:pPr>
             <w:r>
-              <w:t xml:space="preserve">12턴. 실패를 공개하는 문화.</w:t>
+              <w:t xml:space="preserve">도입. 실패를 공개하는 문화.</w:t>
             </w:r>
           </w:p>
         </w:tc>
@@ -3190,7 +1948,7 @@
               <w:jc w:val="left"/>
             </w:pPr>
             <w:r>
-              <w:t xml:space="preserve">26턴. 사전 합의 조건 확인.</w:t>
+              <w:t xml:space="preserve">장면1. 사전 합의 조건 확인.</w:t>
             </w:r>
           </w:p>
         </w:tc>
@@ -3240,7 +1998,7 @@
               <w:jc w:val="left"/>
             </w:pPr>
             <w:r>
-              <w:t xml:space="preserve">27~28턴. 인수 후 조건부 지급.</w:t>
+              <w:t xml:space="preserve">장면1. 인수 후 조건부 지급.</w:t>
             </w:r>
           </w:p>
         </w:tc>
@@ -3290,7 +2048,7 @@
               <w:jc w:val="left"/>
             </w:pPr>
             <w:r>
-              <w:t xml:space="preserve">45턴. 새 아이디어의 첫 단계.</w:t>
+              <w:t xml:space="preserve">장면1. 새 아이디어의 첫 단계.</w:t>
             </w:r>
           </w:p>
         </w:tc>
@@ -3340,7 +2098,7 @@
               <w:jc w:val="left"/>
             </w:pPr>
             <w:r>
-              <w:t xml:space="preserve">41턴. 결정 경로 존중.</w:t>
+              <w:t xml:space="preserve">장면1. 결정 경로 존중.</w:t>
             </w:r>
           </w:p>
         </w:tc>
@@ -3390,7 +2148,7 @@
               <w:jc w:val="left"/>
             </w:pPr>
             <w:r>
-              <w:t xml:space="preserve">81턴. 상장사 기념 행사의 원칙.</w:t>
+              <w:t xml:space="preserve">절정·전환. 상장사 기념 행사의 원칙.</w:t>
             </w:r>
           </w:p>
         </w:tc>
@@ -3440,7 +2198,7 @@
               <w:jc w:val="left"/>
             </w:pPr>
             <w:r>
-              <w:t xml:space="preserve">87턴. 기념 연설의 핵심 반전.</w:t>
+              <w:t xml:space="preserve">절정·전환. 기념 연설의 핵심 반전.</w:t>
             </w:r>
           </w:p>
         </w:tc>
@@ -3490,7 +2248,7 @@
               <w:jc w:val="left"/>
             </w:pPr>
             <w:r>
-              <w:t xml:space="preserve">89턴. 회사 구호의 재정의.</w:t>
+              <w:t xml:space="preserve">절정·전환. 회사 구호의 재정의.</w:t>
             </w:r>
           </w:p>
         </w:tc>
@@ -3540,7 +2298,7 @@
               <w:jc w:val="left"/>
             </w:pPr>
             <w:r>
-              <w:t xml:space="preserve">94턴. 결정권 넘기기.</w:t>
+              <w:t xml:space="preserve">절정·전환. 결정권 넘기기.</w:t>
             </w:r>
           </w:p>
         </w:tc>
@@ -3590,7 +2348,7 @@
               <w:jc w:val="left"/>
             </w:pPr>
             <w:r>
-              <w:t xml:space="preserve">103~105턴. 리더십 계승.</w:t>
+              <w:t xml:space="preserve">절정·전환. 리더십 계승.</w:t>
             </w:r>
           </w:p>
         </w:tc>
@@ -3955,7 +2713,7 @@
           <w:bCs/>
           <w:b/>
         </w:rPr>
-        <w:t xml:space="preserve">89턴 NOAH:</w:t>
+        <w:t xml:space="preserve">NOAH (절정·전환):</w:t>
       </w:r>
       <w:r>
         <w:t xml:space="preserve"> </w:t>
@@ -4348,9 +3106,1198 @@
         <w:t xml:space="preserve">우리 팀의 구호나 자주 쓰는 말 하나를 골라, 통념을 뒤집고 재정의하는 45단어 안팎의 연설문 만들기.</w:t>
       </w:r>
     </w:p>
+    <w:p>
+      <w:r>
+        <w:pict>
+          <v:rect style="width:0;height:1.5pt" o:hralign="center" o:hrstd="t" o:hr="t"/>
+        </w:pict>
+      </w:r>
+    </w:p>
     <w:bookmarkEnd w:id="30"/>
     <w:bookmarkEnd w:id="31"/>
+    <w:bookmarkStart w:id="37" w:name="한국어-번역"/>
+    <w:p>
+      <w:pPr>
+        <w:pStyle w:val="Heading2"/>
+      </w:pPr>
+      <w:r>
+        <w:t xml:space="preserve">한국어 번역</w:t>
+      </w:r>
+    </w:p>
+    <w:bookmarkStart w:id="32" w:name="도입-9월-18일-오전-6시-30분-본사-옥상-1"/>
+    <w:p>
+      <w:pPr>
+        <w:pStyle w:val="Heading3"/>
+      </w:pPr>
+      <w:r>
+        <w:t xml:space="preserve">도입 — 9월 18일 오전 6시 30분, 본사 옥상</w:t>
+      </w:r>
+    </w:p>
+    <w:p>
+      <w:pPr>
+        <w:pStyle w:val="FirstParagraph"/>
+      </w:pPr>
+      <w:r>
+        <w:t xml:space="preserve">마커스: 커피. 네 잔. 내가 냈어. 늘 그렇듯.</w:t>
+      </w:r>
+    </w:p>
+    <w:p>
+      <w:pPr>
+        <w:pStyle w:val="BodyText"/>
+      </w:pPr>
+      <w:r>
+        <w:t xml:space="preserve">엘레나: 지루한 역할이 늘 내죠. 결혼식에서 그렇게 말했잖아요.</w:t>
+      </w:r>
+    </w:p>
+    <w:p>
+      <w:pPr>
+        <w:pStyle w:val="BodyText"/>
+      </w:pPr>
+      <w:r>
+        <w:t xml:space="preserve">프리야: 10년. 첫 술값 영수증 아직 갖고 있어요. 실험 노트에 끼워 놨어요.</w:t>
+      </w:r>
+    </w:p>
+    <w:p>
+      <w:pPr>
+        <w:pStyle w:val="BodyText"/>
+      </w:pPr>
+      <w:r>
+        <w:t xml:space="preserve">노아: 당연히 그렇겠죠.</w:t>
+      </w:r>
+    </w:p>
+    <w:p>
+      <w:pPr>
+        <w:pStyle w:val="BodyText"/>
+      </w:pPr>
+      <w:r>
+        <w:t xml:space="preserve">프리야: 1쪽. 첫 실험 전에. 데이터는 데이터니까.</w:t>
+      </w:r>
+    </w:p>
+    <w:p>
+      <w:pPr>
+        <w:pStyle w:val="BodyText"/>
+      </w:pPr>
+      <w:r>
+        <w:t xml:space="preserve">마커스: 주차장 봐. 차 400대. 첫해엔 네 차, 내 트럭, 엘레나 자전거였는데.</w:t>
+      </w:r>
+    </w:p>
+    <w:p>
+      <w:pPr>
+        <w:pStyle w:val="BodyText"/>
+      </w:pPr>
+      <w:r>
+        <w:t xml:space="preserve">엘레나: 내 자전거는 2년 차에 도둑맞았어요. 이 주차장에서.</w:t>
+      </w:r>
+    </w:p>
+    <w:p>
+      <w:pPr>
+        <w:pStyle w:val="BodyText"/>
+      </w:pPr>
+      <w:r>
+        <w:t xml:space="preserve">노아: 도둑은 끝내 못 찾았죠.</w:t>
+      </w:r>
+    </w:p>
+    <w:p>
+      <w:pPr>
+        <w:pStyle w:val="BodyText"/>
+      </w:pPr>
+      <w:r>
+        <w:t xml:space="preserve">엘레나: 그 뒤로 매년 보안 영상을 확인해요. 원칙상.</w:t>
+      </w:r>
+    </w:p>
+    <w:p>
+      <w:pPr>
+        <w:pStyle w:val="BodyText"/>
+      </w:pPr>
+      <w:r>
+        <w:t xml:space="preserve">마커스: 10년 전 난 주택 대출, 아이 둘, 계속 다닐 수 있는 직장이 있었어. 이게 될 줄 알았다고 말하고 싶지만, 몰랐어. 너희 셋이 내가 만난 가장 정직한 사람들이었기 때문에 왔어. 그리고 생각했지. 실패하더라도 적어도 진실을 말해 주는 사람들과 실패하겠구나.</w:t>
+      </w:r>
+    </w:p>
+    <w:p>
+      <w:pPr>
+        <w:pStyle w:val="BodyText"/>
+      </w:pPr>
+      <w:r>
+        <w:t xml:space="preserve">프리야: 그리고 우린 실패하지 않았어요.</w:t>
+      </w:r>
+    </w:p>
+    <w:p>
+      <w:pPr>
+        <w:pStyle w:val="BodyText"/>
+      </w:pPr>
+      <w:r>
+        <w:t xml:space="preserve">마커스: 끊임없이 실패했지. 조용히 실패한 적이 없었을 뿐이야.</w:t>
+      </w:r>
+    </w:p>
+    <w:p>
+      <w:pPr>
+        <w:pStyle w:val="BodyText"/>
+      </w:pPr>
+      <w:r>
+        <w:t xml:space="preserve">노아: 그거 벽에 걸어야겠네요.</w:t>
+      </w:r>
+    </w:p>
+    <w:p>
+      <w:pPr>
+        <w:pStyle w:val="BodyText"/>
+      </w:pPr>
+      <w:r>
+        <w:t xml:space="preserve">엘레나: 릴리가 허락 안 할 거예요. 단어가 너무 많아요.</w:t>
+      </w:r>
+    </w:p>
+    <w:p>
+      <w:pPr>
+        <w:pStyle w:val="BodyText"/>
+      </w:pPr>
+      <w:r>
+        <w:t xml:space="preserve">프리야: 커피 마셔요. 마야가 10시에 와요. 숫자를 가져온대요.</w:t>
+      </w:r>
+    </w:p>
     <w:bookmarkEnd w:id="32"/>
+    <w:bookmarkStart w:id="33" w:name="장면1-오전-10시-옥상-1"/>
+    <w:p>
+      <w:pPr>
+        <w:pStyle w:val="Heading3"/>
+      </w:pPr>
+      <w:r>
+        <w:t xml:space="preserve">장면1 — 오전 10시, 옥상</w:t>
+      </w:r>
+    </w:p>
+    <w:p>
+      <w:pPr>
+        <w:pStyle w:val="FirstParagraph"/>
+      </w:pPr>
+      <w:r>
+        <w:t xml:space="preserve">마야: 좋은 아침이에요. 숫자, 테오, 커피를 가져왔어요. 중요한 순서대로.</w:t>
+      </w:r>
+    </w:p>
+    <w:p>
+      <w:pPr>
+        <w:pStyle w:val="BodyText"/>
+      </w:pPr>
+      <w:r>
+        <w:t xml:space="preserve">테오: 두 번째인 건 익숙해요.</w:t>
+      </w:r>
+    </w:p>
+    <w:p>
+      <w:pPr>
+        <w:pStyle w:val="BodyText"/>
+      </w:pPr>
+      <w:r>
+        <w:t xml:space="preserve">마리솔: 보여 줘요. 11개월을 기다렸어요.</w:t>
+      </w:r>
+    </w:p>
+    <w:p>
+      <w:pPr>
+        <w:pStyle w:val="BodyText"/>
+      </w:pPr>
+      <w:r>
+        <w:t xml:space="preserve">마야: 세 대륙의 새 데이터. 라고스, 서울, 호찌민, 그리고 텍사스. 얼굴 4,100명, 피부톤 여섯 유형 전부. 가장 낮은 정확도가 이제 91%, 6형에서요. 모든 유형이 90% 이상이에요. 우리가 숨겼던 격차가 닫혔어요.</w:t>
+      </w:r>
+    </w:p>
+    <w:p>
+      <w:pPr>
+        <w:pStyle w:val="BodyText"/>
+      </w:pPr>
+      <w:r>
+        <w:t xml:space="preserve">프리야:</w:t>
+      </w:r>
+      <w:r>
+        <w:t xml:space="preserve"> </w:t>
+      </w:r>
+      <w:r>
+        <w:t xml:space="preserve">“</w:t>
+      </w:r>
+      <w:r>
+        <w:t xml:space="preserve">우리가 숨겼던 격차.</w:t>
+      </w:r>
+      <w:r>
+        <w:t xml:space="preserve">”</w:t>
+      </w:r>
+      <w:r>
+        <w:t xml:space="preserve"> </w:t>
+      </w:r>
+      <w:r>
+        <w:t xml:space="preserve">아직도</w:t>
+      </w:r>
+      <w:r>
+        <w:t xml:space="preserve"> </w:t>
+      </w:r>
+      <w:r>
+        <w:t xml:space="preserve">“</w:t>
+      </w:r>
+      <w:r>
+        <w:t xml:space="preserve">우리</w:t>
+      </w:r>
+      <w:r>
+        <w:t xml:space="preserve">”</w:t>
+      </w:r>
+      <w:r>
+        <w:t xml:space="preserve">라고 하네요.</w:t>
+      </w:r>
+    </w:p>
+    <w:p>
+      <w:pPr>
+        <w:pStyle w:val="BodyText"/>
+      </w:pPr>
+      <w:r>
+        <w:t xml:space="preserve">마야: 늘</w:t>
+      </w:r>
+      <w:r>
+        <w:t xml:space="preserve"> </w:t>
+      </w:r>
+      <w:r>
+        <w:t xml:space="preserve">“</w:t>
+      </w:r>
+      <w:r>
+        <w:t xml:space="preserve">우리</w:t>
+      </w:r>
+      <w:r>
+        <w:t xml:space="preserve">”</w:t>
+      </w:r>
+      <w:r>
+        <w:t xml:space="preserve">라고 할 거예요. 제가 CEO였으니까요.</w:t>
+      </w:r>
+    </w:p>
+    <w:p>
+      <w:pPr>
+        <w:pStyle w:val="BodyText"/>
+      </w:pPr>
+      <w:r>
+        <w:t xml:space="preserve">프리야: 우리 팀이 모든 숫자를 검증했어요. 독립적으로. 요약이 아니라. 스캔에서.</w:t>
+      </w:r>
+    </w:p>
+    <w:p>
+      <w:pPr>
+        <w:pStyle w:val="BodyText"/>
+      </w:pPr>
+      <w:r>
+        <w:t xml:space="preserve">테오: 그리고 제외된 스캔마다 옆에 사유와 서명 두 개가 있어요. 제외 38건. 전부 기록돼 있어요.</w:t>
+      </w:r>
+    </w:p>
+    <w:p>
+      <w:pPr>
+        <w:pStyle w:val="BodyText"/>
+      </w:pPr>
+      <w:r>
+        <w:t xml:space="preserve">엘레나: 38건. 4,000건 중에. 그리고 피부톤은요?</w:t>
+      </w:r>
+    </w:p>
+    <w:p>
+      <w:pPr>
+        <w:pStyle w:val="BodyText"/>
+      </w:pPr>
+      <w:r>
+        <w:t xml:space="preserve">테오: 고르게 분포돼 있어요. 그걸 제일 먼저 확인했어요. 앞으로도 늘 제일 먼저 확인할 거예요.</w:t>
+      </w:r>
+    </w:p>
+    <w:p>
+      <w:pPr>
+        <w:pStyle w:val="BodyText"/>
+      </w:pPr>
+      <w:r>
+        <w:t xml:space="preserve">엘레나: 그럼 만족해요. 동등한 정확도. 출시 조건 충족이에요.</w:t>
+      </w:r>
+    </w:p>
+    <w:p>
+      <w:pPr>
+        <w:pStyle w:val="BodyText"/>
+      </w:pPr>
+      <w:r>
+        <w:t xml:space="preserve">마리솔: 그리고 지난주 FDA가 510(k)를 허가했어요. 그게 첫 번째 이정표예요.</w:t>
+      </w:r>
+    </w:p>
+    <w:p>
+      <w:pPr>
+        <w:pStyle w:val="BodyText"/>
+      </w:pPr>
+      <w:r>
+        <w:t xml:space="preserve">마커스: 그럼 에스크로에서 300만이 풀리고, 첫 언아웃도 지급돼. 폴이 서명했어.</w:t>
+      </w:r>
+      <w:r>
+        <w:t xml:space="preserve"> </w:t>
+      </w:r>
+      <w:r>
+        <w:t xml:space="preserve">‘</w:t>
+      </w:r>
+      <w:r>
+        <w:t xml:space="preserve">조심스럽게 기쁘대.</w:t>
+      </w:r>
+      <w:r>
+        <w:t xml:space="preserve">’</w:t>
+      </w:r>
+    </w:p>
+    <w:p>
+      <w:pPr>
+        <w:pStyle w:val="BodyText"/>
+      </w:pPr>
+      <w:r>
+        <w:t xml:space="preserve">마야: 고마워요. 가격을 지켜 줘서. 4개월을 쓰지 않아 줘서. 테오를 지켜 줘서.</w:t>
+      </w:r>
+    </w:p>
+    <w:p>
+      <w:pPr>
+        <w:pStyle w:val="BodyText"/>
+      </w:pPr>
+      <w:r>
+        <w:t xml:space="preserve">노아: 해결의 대가는 당신이 치렀어요. 우린 돈을 들고 있었을 뿐이에요.</w:t>
+      </w:r>
+    </w:p>
+    <w:p>
+      <w:pPr>
+        <w:pStyle w:val="BodyText"/>
+      </w:pPr>
+      <w:r>
+        <w:t xml:space="preserve">마야: 하나 더 있어요. 다른 것도 가져왔어요.</w:t>
+      </w:r>
+    </w:p>
+    <w:p>
+      <w:pPr>
+        <w:pStyle w:val="BodyText"/>
+      </w:pPr>
+      <w:r>
+        <w:t xml:space="preserve">노아: 또 폴더예요?</w:t>
+      </w:r>
+    </w:p>
+    <w:p>
+      <w:pPr>
+        <w:pStyle w:val="BodyText"/>
+      </w:pPr>
+      <w:r>
+        <w:t xml:space="preserve">마야: 냅킨이요. 오늘 아침 아래층 카페에서.</w:t>
+      </w:r>
+    </w:p>
+    <w:p>
+      <w:pPr>
+        <w:pStyle w:val="BodyText"/>
+      </w:pPr>
+      <w:r>
+        <w:t xml:space="preserve">마커스: 시작이네.</w:t>
+      </w:r>
+    </w:p>
+    <w:p>
+      <w:pPr>
+        <w:pStyle w:val="BodyText"/>
+      </w:pPr>
+      <w:r>
+        <w:t xml:space="preserve">마야: 컨투어는 주사하기 전에 혈관을 보여 줘요. 그런데 최악의 1분은 주사하는 동안 일어나요. 바늘이 혈관에 들어갈 때 주사기가 압력 변화를 느끼고, 초음파가 그걸 확인하고, 필러가 들어가기 전에 화면이 빨갛게 바뀐다면요? 지도가 아니라. 경보.</w:t>
+      </w:r>
+    </w:p>
+    <w:p>
+      <w:pPr>
+        <w:pStyle w:val="BodyText"/>
+      </w:pPr>
+      <w:r>
+        <w:t xml:space="preserve">엘레나: …폐색 후가 아니라. 폐색 전의 경보.</w:t>
+      </w:r>
+    </w:p>
+    <w:p>
+      <w:pPr>
+        <w:pStyle w:val="BodyText"/>
+      </w:pPr>
+      <w:r>
+        <w:t xml:space="preserve">프리야: 압력 데이터는 있어요. FlexLink 시험 때부터 갖고 있었어요. 아무도 영상과 연결하지 않았을 뿐이죠.</w:t>
+      </w:r>
+    </w:p>
+    <w:p>
+      <w:pPr>
+        <w:pStyle w:val="BodyText"/>
+      </w:pPr>
+      <w:r>
+        <w:t xml:space="preserve">마야: 그게 냅킨에 적힌 거예요. 엉망으로 그렸지만.</w:t>
+      </w:r>
+    </w:p>
+    <w:p>
+      <w:pPr>
+        <w:pStyle w:val="BodyText"/>
+      </w:pPr>
+      <w:r>
+        <w:t xml:space="preserve">노아: 마야, 이걸 왜 나한테 보여 줘요?</w:t>
+      </w:r>
+    </w:p>
+    <w:p>
+      <w:pPr>
+        <w:pStyle w:val="BodyText"/>
+      </w:pPr>
+      <w:r>
+        <w:t xml:space="preserve">마야: …노아니까요. 냅킨 그분이잖아요.</w:t>
+      </w:r>
+    </w:p>
+    <w:p>
+      <w:pPr>
+        <w:pStyle w:val="BodyText"/>
+      </w:pPr>
+      <w:r>
+        <w:t xml:space="preserve">노아: 디지털 부문을 운영하지 않는 냅킨 그분이죠. 당신은 마리솔에게 보고해요. 내가 옥상에서 좋다고 하면 그녀를 우회하는 거예요. 아무도 그러지 않도록 경로를 만들었잖아요. 나도 예외 없이.</w:t>
+      </w:r>
+    </w:p>
+    <w:p>
+      <w:pPr>
+        <w:pStyle w:val="BodyText"/>
+      </w:pPr>
+      <w:r>
+        <w:t xml:space="preserve">마리솔: 고마워요. 그리고 마야는 사실 나한테 먼저 보여 줬어요. 오늘 아침 7시에.</w:t>
+      </w:r>
+    </w:p>
+    <w:p>
+      <w:pPr>
+        <w:pStyle w:val="BodyText"/>
+      </w:pPr>
+      <w:r>
+        <w:t xml:space="preserve">노아: 그랬어요?</w:t>
+      </w:r>
+    </w:p>
+    <w:p>
+      <w:pPr>
+        <w:pStyle w:val="BodyText"/>
+      </w:pPr>
+      <w:r>
+        <w:t xml:space="preserve">마야: 그레이스가 최 대표님 얘기를 해 줬어요. CTO를 먼저 거쳤어요. 그다음 기념일이라 여기 온 거예요.</w:t>
+      </w:r>
+    </w:p>
+    <w:p>
+      <w:pPr>
+        <w:pStyle w:val="BodyText"/>
+      </w:pPr>
+      <w:r>
+        <w:t xml:space="preserve">마리솔: 그리고 3개월 타당성 연구를 승인했어요. 프리야의 압력 데이터, 첫날부터 레오의 품질 계획.</w:t>
+      </w:r>
+    </w:p>
+    <w:p>
+      <w:pPr>
+        <w:pStyle w:val="BodyText"/>
+      </w:pPr>
+      <w:r>
+        <w:t xml:space="preserve">노아: 그럼 난 냅킨을 구경하는 사람일 뿐이네요. 이 건물에서 제일 좋은 직업이에요.</w:t>
+      </w:r>
+    </w:p>
+    <w:p>
+      <w:pPr>
+        <w:pStyle w:val="BodyText"/>
+      </w:pPr>
+      <w:r>
+        <w:t xml:space="preserve">엘레나: 10년 전이었으면 그 자리에서 승인하고 내일 마리솔에게 말했을 거예요.</w:t>
+      </w:r>
+    </w:p>
+    <w:p>
+      <w:pPr>
+        <w:pStyle w:val="BodyText"/>
+      </w:pPr>
+      <w:r>
+        <w:t xml:space="preserve">노아: 10년 전엔 말할 마리솔이 없었죠.</w:t>
+      </w:r>
+    </w:p>
+    <w:p>
+      <w:pPr>
+        <w:pStyle w:val="BodyText"/>
+      </w:pPr>
+      <w:r>
+        <w:t xml:space="preserve">마야: 냅킨은 제가 가져도 돼요? 아니면 이제 모으세요?</w:t>
+      </w:r>
+    </w:p>
+    <w:p>
+      <w:pPr>
+        <w:pStyle w:val="BodyText"/>
+      </w:pPr>
+      <w:r>
+        <w:t xml:space="preserve">노아: 가져요. 오늘 밤에 어디로 가는지 알게 될 거예요.</w:t>
+      </w:r>
+    </w:p>
+    <w:bookmarkEnd w:id="33"/>
+    <w:bookmarkStart w:id="34" w:name="장면2-오후-3시-로비-1"/>
+    <w:p>
+      <w:pPr>
+        <w:pStyle w:val="Heading3"/>
+      </w:pPr>
+      <w:r>
+        <w:t xml:space="preserve">장면2 — 오후 3시, 로비</w:t>
+      </w:r>
+    </w:p>
+    <w:p>
+      <w:pPr>
+        <w:pStyle w:val="FirstParagraph"/>
+      </w:pPr>
+      <w:r>
+        <w:t xml:space="preserve">릴리: 아직 아무도 보지 마. 벤, 내가 말할 때까지 천 씌워 둬.</w:t>
+      </w:r>
+    </w:p>
+    <w:p>
+      <w:pPr>
+        <w:pStyle w:val="BodyText"/>
+      </w:pPr>
+      <w:r>
+        <w:t xml:space="preserve">벤: 네. 점심때부터 지키고 있었어요.</w:t>
+      </w:r>
+    </w:p>
+    <w:p>
+      <w:pPr>
+        <w:pStyle w:val="BodyText"/>
+      </w:pPr>
+      <w:r>
+        <w:t xml:space="preserve">캐럴: 릴리, 넉 달이나 작업했잖아. 엄마도 못 보니?</w:t>
+      </w:r>
+    </w:p>
+    <w:p>
+      <w:pPr>
+        <w:pStyle w:val="BodyText"/>
+      </w:pPr>
+      <w:r>
+        <w:t xml:space="preserve">릴리: 다 같이 보는 거야. 그게 핵심이야.</w:t>
+      </w:r>
+    </w:p>
+    <w:p>
+      <w:pPr>
+        <w:pStyle w:val="BodyText"/>
+      </w:pPr>
+      <w:r>
+        <w:t xml:space="preserve">일레인: 나는 봤어요. 예산을 승인했으니까. 반짝이지 않는다는 건 확인해 줄 수 있어요.</w:t>
+      </w:r>
+    </w:p>
+    <w:p>
+      <w:pPr>
+        <w:pStyle w:val="BodyText"/>
+      </w:pPr>
+      <w:r>
+        <w:t xml:space="preserve">그레이스: 서울에서 안녕하세요! 새벽 5시인데 베이라 아시아 팀 전원이 사무실에 있어요. 잠옷 입고.</w:t>
+      </w:r>
+    </w:p>
+    <w:p>
+      <w:pPr>
+        <w:pStyle w:val="BodyText"/>
+      </w:pPr>
+      <w:r>
+        <w:t xml:space="preserve">수진: 저는 아니에요. 옷 입었어요. 품질팀은 잠옷을 안 입어요.</w:t>
+      </w:r>
+    </w:p>
+    <w:p>
+      <w:pPr>
+        <w:pStyle w:val="BodyText"/>
+      </w:pPr>
+      <w:r>
+        <w:t xml:space="preserve">그레이스: 기념일 소식이에요. 중국 임상이 등록을 마쳤어요. 환자 200명 전원. 그리고 메이헝은 벌써 클리닉 1,900곳에 들어갔어요. 2년 차 목표보다 빠르고, 비의료 판매는 0건이에요.</w:t>
+      </w:r>
+    </w:p>
+    <w:p>
+      <w:pPr>
+        <w:pStyle w:val="BodyText"/>
+      </w:pPr>
+      <w:r>
+        <w:t xml:space="preserve">엘레나: 0건. 저우 부사장에게 고맙다고 전해 줘요.</w:t>
+      </w:r>
+    </w:p>
+    <w:p>
+      <w:pPr>
+        <w:pStyle w:val="BodyText"/>
+      </w:pPr>
+      <w:r>
+        <w:t xml:space="preserve">그레이스: 이미 알아요. 주사기 모양 케이크를 보냈어요. 수진 씨가 검사했어요.</w:t>
+      </w:r>
+    </w:p>
+    <w:p>
+      <w:pPr>
+        <w:pStyle w:val="BodyText"/>
+      </w:pPr>
+      <w:r>
+        <w:t xml:space="preserve">수진: 케이크는 통과했어요. 간신히.</w:t>
+      </w:r>
+    </w:p>
+    <w:p>
+      <w:pPr>
+        <w:pStyle w:val="BodyText"/>
+      </w:pPr>
+      <w:r>
+        <w:t xml:space="preserve">벤: 노아, 행사 전에 하나 말씀드려도 될까요? 내부 정보 아니에요.</w:t>
+      </w:r>
+    </w:p>
+    <w:p>
+      <w:pPr>
+        <w:pStyle w:val="BodyText"/>
+      </w:pPr>
+      <w:r>
+        <w:t xml:space="preserve">노아: 하세요, 벤.</w:t>
+      </w:r>
+    </w:p>
+    <w:p>
+      <w:pPr>
+        <w:pStyle w:val="BodyText"/>
+      </w:pPr>
+      <w:r>
+        <w:t xml:space="preserve">벤: 제 계획으로 세 번 팔았어요. 12월, 3월, 6월. 대출이 절반 없어졌어요. 그리고 매일 아침 여전히 냅킨 앞을 지나가요. 리처드 말이 맞았어요. 주가는 안 봐요. 창고를 봐요.</w:t>
+      </w:r>
+    </w:p>
+    <w:p>
+      <w:pPr>
+        <w:pStyle w:val="BodyText"/>
+      </w:pPr>
+      <w:r>
+        <w:t xml:space="preserve">노아: 오늘 들은 것 중 최고의 소식이에요. 마야가 FDA를 통과했는데도요.</w:t>
+      </w:r>
+    </w:p>
+    <w:p>
+      <w:pPr>
+        <w:pStyle w:val="BodyText"/>
+      </w:pPr>
+      <w:r>
+        <w:t xml:space="preserve">톰: 늦었어? 오스틴은 언제 시작하는지 늘 모르겠어.</w:t>
+      </w:r>
+    </w:p>
+    <w:p>
+      <w:pPr>
+        <w:pStyle w:val="BodyText"/>
+      </w:pPr>
+      <w:r>
+        <w:t xml:space="preserve">노아: 톰. 왔네요.</w:t>
+      </w:r>
+    </w:p>
+    <w:p>
+      <w:pPr>
+        <w:pStyle w:val="BodyText"/>
+      </w:pPr>
+      <w:r>
+        <w:t xml:space="preserve">톰: 연합 의장이 초대했어.</w:t>
+      </w:r>
+      <w:r>
+        <w:t xml:space="preserve"> </w:t>
+      </w:r>
+      <w:r>
+        <w:t xml:space="preserve">“</w:t>
+      </w:r>
+      <w:r>
+        <w:t xml:space="preserve">친절하게, 하지만 지켜볼 거예요</w:t>
+      </w:r>
+      <w:r>
+        <w:t xml:space="preserve">”</w:t>
+      </w:r>
+      <w:r>
+        <w:t xml:space="preserve">라고 하더군.</w:t>
+      </w:r>
+    </w:p>
+    <w:p>
+      <w:pPr>
+        <w:pStyle w:val="BodyText"/>
+      </w:pPr>
+      <w:r>
+        <w:t xml:space="preserve">엘레나: 그럴 거예요. 친절하게.</w:t>
+      </w:r>
+    </w:p>
+    <w:p>
+      <w:pPr>
+        <w:pStyle w:val="BodyText"/>
+      </w:pPr>
+      <w:r>
+        <w:t xml:space="preserve">노아: 그리고 세 제안은요?</w:t>
+      </w:r>
+    </w:p>
+    <w:p>
+      <w:pPr>
+        <w:pStyle w:val="BodyText"/>
+      </w:pPr>
+      <w:r>
+        <w:t xml:space="preserve">톰: 네 조언대로 했어. 셋 다 거절했지. UT 경영대학원에서 윤리를 가르쳐. 한 과목, 학생 스물여덟 명. 지난주 한 학생이</w:t>
+      </w:r>
+      <w:r>
+        <w:t xml:space="preserve"> </w:t>
+      </w:r>
+      <w:r>
+        <w:t xml:space="preserve">“</w:t>
+      </w:r>
+      <w:r>
+        <w:t xml:space="preserve">잘못된 걸 알면서 판 적 있으세요?</w:t>
+      </w:r>
+      <w:r>
+        <w:t xml:space="preserve">”</w:t>
+      </w:r>
+      <w:r>
+        <w:t xml:space="preserve">라고 물었어. 그렇다고 했고, 휴스턴의 한 여성 얘기를 했지. 다들 아주 조용했어.</w:t>
+      </w:r>
+    </w:p>
+    <w:p>
+      <w:pPr>
+        <w:pStyle w:val="BodyText"/>
+      </w:pPr>
+      <w:r>
+        <w:t xml:space="preserve">클레어: 좋은 수업이네요, 톰.</w:t>
+      </w:r>
+    </w:p>
+    <w:p>
+      <w:pPr>
+        <w:pStyle w:val="BodyText"/>
+      </w:pPr>
+      <w:r>
+        <w:t xml:space="preserve">톰: 내가 사례 연구 대상인 유일한 수업이지.</w:t>
+      </w:r>
+    </w:p>
+    <w:p>
+      <w:pPr>
+        <w:pStyle w:val="BodyText"/>
+      </w:pPr>
+      <w:r>
+        <w:t xml:space="preserve">릴리: 좋아. 다들 모여. 벤, 천.</w:t>
+      </w:r>
+    </w:p>
+    <w:p>
+      <w:pPr>
+        <w:pStyle w:val="BodyText"/>
+      </w:pPr>
+      <w:r>
+        <w:t xml:space="preserve">벤: 준비됐어요.</w:t>
+      </w:r>
+    </w:p>
+    <w:p>
+      <w:pPr>
+        <w:pStyle w:val="BodyText"/>
+      </w:pPr>
+      <w:r>
+        <w:t xml:space="preserve">릴리: 이게 원래 냅킨이야. 일레인의 냅킨, 조건이 적혀 있고, 노아 오빠 서명이 있는, 10년 전 거. 그리고 그 옆, 같은 액자 안에 빈 칸이 있어. 같은 크기. 같은 유리. 다음 냅킨을 위한 자리야. 누가 그리든.</w:t>
+      </w:r>
+    </w:p>
+    <w:p>
+      <w:pPr>
+        <w:pStyle w:val="BodyText"/>
+      </w:pPr>
+      <w:r>
+        <w:t xml:space="preserve">캐럴: …아, 릴리.</w:t>
+      </w:r>
+    </w:p>
+    <w:p>
+      <w:pPr>
+        <w:pStyle w:val="BodyText"/>
+      </w:pPr>
+      <w:r>
+        <w:t xml:space="preserve">릴리: 그리고 이게 내 마지막 베이라 디자인이야. 다음 달에 내 스튜디오를 열어.</w:t>
+      </w:r>
+    </w:p>
+    <w:p>
+      <w:pPr>
+        <w:pStyle w:val="BodyText"/>
+      </w:pPr>
+      <w:r>
+        <w:t xml:space="preserve">노아: 네 스튜디오. 베이라가 첫 고객이 될 수 있을까?</w:t>
+      </w:r>
+    </w:p>
+    <w:p>
+      <w:pPr>
+        <w:pStyle w:val="BodyText"/>
+      </w:pPr>
+      <w:r>
+        <w:t xml:space="preserve">릴리: 오빠네는 날 감당 못 해. 하지만 가족 할인은 해 줄게. 10%. 반짝이지 않게.</w:t>
+      </w:r>
+    </w:p>
+    <w:bookmarkEnd w:id="34"/>
+    <w:bookmarkStart w:id="35" w:name="절정전환-오후-6시-창고-10주년-행사-1"/>
+    <w:p>
+      <w:pPr>
+        <w:pStyle w:val="Heading3"/>
+      </w:pPr>
+      <w:r>
+        <w:t xml:space="preserve">절정·전환 — 오후 6시, 창고 10주년 행사</w:t>
+      </w:r>
+    </w:p>
+    <w:p>
+      <w:pPr>
+        <w:pStyle w:val="FirstParagraph"/>
+      </w:pPr>
+      <w:r>
+        <w:t xml:space="preserve">루스: 여러분, 상기시켜 드려요. 숫자도, 전망도, 주가도 없어요. 오늘은 사람을 축하해요.</w:t>
+      </w:r>
+    </w:p>
+    <w:p>
+      <w:pPr>
+        <w:pStyle w:val="BodyText"/>
+      </w:pPr>
+      <w:r>
+        <w:t xml:space="preserve">일레인: 10년 전, 냅킨에 조건 네 가지를 적고 언젠가 액자에 넣을 가치가 있을 거라고 노아에게 말했어요. 틀렸어요. 액자에 넣을 가치가 있는 건 냅킨이 아니었어요. 내가 잊어버린 조건까지 전부 지킨 네 사람이었죠.</w:t>
+      </w:r>
+    </w:p>
+    <w:p>
+      <w:pPr>
+        <w:pStyle w:val="BodyText"/>
+      </w:pPr>
+      <w:r>
+        <w:t xml:space="preserve">루스: 노아. 당신 차례예요. 4분이에요.</w:t>
+      </w:r>
+    </w:p>
+    <w:p>
+      <w:pPr>
+        <w:pStyle w:val="BodyText"/>
+      </w:pPr>
+      <w:r>
+        <w:t xml:space="preserve">노아: 4분. 우리 아버지 시계처럼.</w:t>
+      </w:r>
+    </w:p>
+    <w:p>
+      <w:pPr>
+        <w:pStyle w:val="BodyText"/>
+      </w:pPr>
+      <w:r>
+        <w:t xml:space="preserve">캐럴: 다섯 개 쓸 거야. 늘 그래.</w:t>
+      </w:r>
+    </w:p>
+    <w:p>
+      <w:pPr>
+        <w:pStyle w:val="BodyText"/>
+      </w:pPr>
+      <w:r>
+        <w:t xml:space="preserve">마커스: 연설!</w:t>
+      </w:r>
+    </w:p>
+    <w:p>
+      <w:pPr>
+        <w:pStyle w:val="BodyText"/>
+      </w:pPr>
+      <w:r>
+        <w:t xml:space="preserve">노아: 사람들이 냅킨에 뭐가 적혀 있었냐고 물어요. 아이디어를 기대하죠. 제품, 시장, 큰 비전. 아니었어요. 약속 목록이었어요. 나쁜 소식을 먼저 보낼 것. 투자자에게 전부 말할 것. 냅킨을 잃어버리지 말 것. 10년 동안 그 약속들을 지키는 게 어떤 제품을 만드는 것보다 어려웠어요.</w:t>
+      </w:r>
+    </w:p>
+    <w:p>
+      <w:pPr>
+        <w:pStyle w:val="BodyText"/>
+      </w:pPr>
+      <w:r>
+        <w:t xml:space="preserve">엘레나: 마지막 건 내 거였어요.</w:t>
+      </w:r>
+    </w:p>
+    <w:p>
+      <w:pPr>
+        <w:pStyle w:val="BodyText"/>
+      </w:pPr>
+      <w:r>
+        <w:t xml:space="preserve">노아: 그리고 사람들이 왜</w:t>
+      </w:r>
+      <w:r>
+        <w:t xml:space="preserve"> </w:t>
+      </w:r>
+      <w:r>
+        <w:t xml:space="preserve">“</w:t>
+      </w:r>
+      <w:r>
+        <w:t xml:space="preserve">Ship it</w:t>
+      </w:r>
+      <w:r>
+        <w:t xml:space="preserve">”</w:t>
+      </w:r>
+      <w:r>
+        <w:t xml:space="preserve">이라고 하냐고 물어요.</w:t>
+      </w:r>
+      <w:r>
+        <w:t xml:space="preserve"> </w:t>
+      </w:r>
+      <w:r>
+        <w:t xml:space="preserve">“</w:t>
+      </w:r>
+      <w:r>
+        <w:t xml:space="preserve">서둘러</w:t>
+      </w:r>
+      <w:r>
+        <w:t xml:space="preserve">”</w:t>
+      </w:r>
+      <w:r>
+        <w:t xml:space="preserve">라는 뜻인 줄 알죠. 아니에요. 이 회사에서</w:t>
+      </w:r>
+      <w:r>
+        <w:t xml:space="preserve"> </w:t>
+      </w:r>
+      <w:r>
+        <w:t xml:space="preserve">“</w:t>
+      </w:r>
+      <w:r>
+        <w:t xml:space="preserve">Ship it</w:t>
+      </w:r>
+      <w:r>
+        <w:t xml:space="preserve">”</w:t>
+      </w:r>
+      <w:r>
+        <w:t xml:space="preserve">은 우리가 확인했고, 찾은 것에 대해 진실을 말했고, 다음에 일어날 일에 책임질 준비가 됐다는 뜻이에요. 속도의 말이 아니에요. 책임의 말이에요.</w:t>
+      </w:r>
+    </w:p>
+    <w:p>
+      <w:pPr>
+        <w:pStyle w:val="BodyText"/>
+      </w:pPr>
+      <w:r>
+        <w:t xml:space="preserve">톰: 책임. 20년 전에 그 단어를 배웠어야 했는데.</w:t>
+      </w:r>
+    </w:p>
+    <w:p>
+      <w:pPr>
+        <w:pStyle w:val="BodyText"/>
+      </w:pPr>
+      <w:r>
+        <w:t xml:space="preserve">마야: 노아? 하나 물어봐도 돼요? 모두 앞에서?</w:t>
+      </w:r>
+    </w:p>
+    <w:p>
+      <w:pPr>
+        <w:pStyle w:val="BodyText"/>
+      </w:pPr>
+      <w:r>
+        <w:t xml:space="preserve">노아: 물론이죠.</w:t>
+      </w:r>
+    </w:p>
+    <w:p>
+      <w:pPr>
+        <w:pStyle w:val="BodyText"/>
+      </w:pPr>
+      <w:r>
+        <w:t xml:space="preserve">마야: 컨투어. 모든 피부톤에서 동등한 정확도. FDA 허가. 출시해도 될까요?</w:t>
+      </w:r>
+    </w:p>
+    <w:p>
+      <w:pPr>
+        <w:pStyle w:val="BodyText"/>
+      </w:pPr>
+      <w:r>
+        <w:t xml:space="preserve">노아: 나한테 묻지 마요. 확인한 사람들한테 물어요.</w:t>
+      </w:r>
+    </w:p>
+    <w:p>
+      <w:pPr>
+        <w:pStyle w:val="BodyText"/>
+      </w:pPr>
+      <w:r>
+        <w:t xml:space="preserve">마야: 루이즈 박사님?</w:t>
+      </w:r>
+    </w:p>
+    <w:p>
+      <w:pPr>
+        <w:pStyle w:val="BodyText"/>
+      </w:pPr>
+      <w:r>
+        <w:t xml:space="preserve">엘레나: 출시 조건 충족. 모든 얼굴. 서명했어요.</w:t>
+      </w:r>
+    </w:p>
+    <w:p>
+      <w:pPr>
+        <w:pStyle w:val="BodyText"/>
+      </w:pPr>
+      <w:r>
+        <w:t xml:space="preserve">마야: 프리야?</w:t>
+      </w:r>
+    </w:p>
+    <w:p>
+      <w:pPr>
+        <w:pStyle w:val="BodyText"/>
+      </w:pPr>
+      <w:r>
+        <w:t xml:space="preserve">프리야: 요약이 아니라 스캔에서 검증했어요. 서명했어요.</w:t>
+      </w:r>
+    </w:p>
+    <w:p>
+      <w:pPr>
+        <w:pStyle w:val="BodyText"/>
+      </w:pPr>
+      <w:r>
+        <w:t xml:space="preserve">마야: 이 팀장님?</w:t>
+      </w:r>
+    </w:p>
+    <w:p>
+      <w:pPr>
+        <w:pStyle w:val="BodyText"/>
+      </w:pPr>
+      <w:r>
+        <w:t xml:space="preserve">수진: 품질 파일 완료. 모든 제외에 서명 두 개. 서명했어요. 서울에서. 옷 입고.</w:t>
+      </w:r>
+    </w:p>
+    <w:p>
+      <w:pPr>
+        <w:pStyle w:val="BodyText"/>
+      </w:pPr>
+      <w:r>
+        <w:t xml:space="preserve">마리솔: 그리고 CTO로서 서명했어요. 당신 제품이에요, 마야. 늘 당신 결정이었어요.</w:t>
+      </w:r>
+    </w:p>
+    <w:p>
+      <w:pPr>
+        <w:pStyle w:val="BodyText"/>
+      </w:pPr>
+      <w:r>
+        <w:t xml:space="preserve">마야: …그럼, 노아, 말해 줄래요? 이번 한 번만. 스물넷 때부터 듣고 싶었어요.</w:t>
+      </w:r>
+    </w:p>
+    <w:p>
+      <w:pPr>
+        <w:pStyle w:val="BodyText"/>
+      </w:pPr>
+      <w:r>
+        <w:t xml:space="preserve">노아: 마야. 당신은 확인했어요. 대가를 치르면서도 찾은 것에 대해 진실을 말했어요. 그리고 모든 클리닉에서, 모든 얼굴에서, 다음에 일어날 일에 책임질 준비가 됐어요. Ship it.</w:t>
+      </w:r>
+    </w:p>
+    <w:p>
+      <w:pPr>
+        <w:pStyle w:val="BodyText"/>
+      </w:pPr>
+      <w:r>
+        <w:t xml:space="preserve">마야: …고마워요. 그리고 이건 여기로 가요.</w:t>
+      </w:r>
+    </w:p>
+    <w:p>
+      <w:pPr>
+        <w:pStyle w:val="BodyText"/>
+      </w:pPr>
+      <w:r>
+        <w:t xml:space="preserve">릴리: 다음 냅킨. 빈 칸에. 누군가 채울 줄 알았어. 오늘 밤일 줄은 몰랐지만.</w:t>
+      </w:r>
+    </w:p>
+    <w:bookmarkEnd w:id="35"/>
+    <w:bookmarkStart w:id="36" w:name="마무리-밤-10시-본사-옥상-1"/>
+    <w:p>
+      <w:pPr>
+        <w:pStyle w:val="Heading3"/>
+      </w:pPr>
+      <w:r>
+        <w:t xml:space="preserve">마무리 — 밤 10시, 본사 옥상</w:t>
+      </w:r>
+    </w:p>
+    <w:p>
+      <w:pPr>
+        <w:pStyle w:val="FirstParagraph"/>
+      </w:pPr>
+      <w:r>
+        <w:t xml:space="preserve">마커스: 우리 넷. 옥상에. 또.</w:t>
+      </w:r>
+    </w:p>
+    <w:p>
+      <w:pPr>
+        <w:pStyle w:val="BodyText"/>
+      </w:pPr>
+      <w:r>
+        <w:t xml:space="preserve">프리야: 다섯. 릴리도 있어요.</w:t>
+      </w:r>
+    </w:p>
+    <w:p>
+      <w:pPr>
+        <w:pStyle w:val="BodyText"/>
+      </w:pPr>
+      <w:r>
+        <w:t xml:space="preserve">릴리: 난 창업자 아니야. 로고지.</w:t>
+      </w:r>
+    </w:p>
+    <w:p>
+      <w:pPr>
+        <w:pStyle w:val="BodyText"/>
+      </w:pPr>
+      <w:r>
+        <w:t xml:space="preserve">엘레나: 로고가 풀리는 매듭인 건 당신 덕분이에요. 그게 우리가 한 말 중 가장 중요한 거예요.</w:t>
+      </w:r>
+    </w:p>
+    <w:p>
+      <w:pPr>
+        <w:pStyle w:val="BodyText"/>
+      </w:pPr>
+      <w:r>
+        <w:t xml:space="preserve">노아: 다들한테 하나 말해도 될까요? 10년 전엔</w:t>
+      </w:r>
+      <w:r>
+        <w:t xml:space="preserve"> </w:t>
+      </w:r>
+      <w:r>
+        <w:t xml:space="preserve">“</w:t>
+      </w:r>
+      <w:r>
+        <w:t xml:space="preserve">Ship it</w:t>
+      </w:r>
+      <w:r>
+        <w:t xml:space="preserve">”</w:t>
+      </w:r>
+      <w:r>
+        <w:t xml:space="preserve">이 내가 할 수 있는 가장 신나는 말이라고 생각했어요. 오늘 밤, 내가 만들지 않은 걸 두고 다른 사람에게 그 말을 했는데, 그게 더 좋았어요. 훨씬 더.</w:t>
+      </w:r>
+    </w:p>
+    <w:p>
+      <w:pPr>
+        <w:pStyle w:val="BodyText"/>
+      </w:pPr>
+      <w:r>
+        <w:t xml:space="preserve">마커스: 그걸 나이 든다고 하는 거야.</w:t>
+      </w:r>
+    </w:p>
+    <w:p>
+      <w:pPr>
+        <w:pStyle w:val="BodyText"/>
+      </w:pPr>
+      <w:r>
+        <w:t xml:space="preserve">엘레나: 그걸 모든 방에 당신이 없어도 되는 회사를 만들었다고 하는 거예요.</w:t>
+      </w:r>
+    </w:p>
+    <w:p>
+      <w:pPr>
+        <w:pStyle w:val="BodyText"/>
+      </w:pPr>
+      <w:r>
+        <w:t xml:space="preserve">프리야: 둘 다예요. 데이터는 둘 다를 지지해요.</w:t>
+      </w:r>
+    </w:p>
+    <w:p>
+      <w:pPr>
+        <w:pStyle w:val="BodyText"/>
+      </w:pPr>
+      <w:r>
+        <w:t xml:space="preserve">클레어: 노아. 휴대폰. 나한테서 메시지. 아래층에 있어요.</w:t>
+      </w:r>
+    </w:p>
+    <w:p>
+      <w:pPr>
+        <w:pStyle w:val="BodyText"/>
+      </w:pPr>
+      <w:r>
+        <w:t xml:space="preserve">노아: 읽었어요. 도착하는 순간.</w:t>
+      </w:r>
+    </w:p>
+    <w:p>
+      <w:pPr>
+        <w:pStyle w:val="BodyText"/>
+      </w:pPr>
+      <w:r>
+        <w:t xml:space="preserve">클레어: 좋아요. 뭐라고 돼 있어요?</w:t>
+      </w:r>
+    </w:p>
+    <w:p>
+      <w:pPr>
+        <w:pStyle w:val="BodyText"/>
+      </w:pPr>
+      <w:r>
+        <w:t xml:space="preserve">노아:</w:t>
+      </w:r>
+      <w:r>
+        <w:t xml:space="preserve"> </w:t>
+      </w:r>
+      <w:r>
+        <w:t xml:space="preserve">“</w:t>
+      </w:r>
+      <w:r>
+        <w:t xml:space="preserve">집에 와요. 냅킨 그분 데리고.</w:t>
+      </w:r>
+      <w:r>
+        <w:t xml:space="preserve">”</w:t>
+      </w:r>
+    </w:p>
+    <w:p>
+      <w:pPr>
+        <w:pStyle w:val="BodyText"/>
+      </w:pPr>
+      <w:r>
+        <w:t xml:space="preserve">릴리: 가기 전에. 마지막으로 한 번 봐. 10년인데 여전히 반짝이지 않아.</w:t>
+      </w:r>
+    </w:p>
+    <w:p>
+      <w:pPr>
+        <w:pStyle w:val="BodyText"/>
+      </w:pPr>
+      <w:r>
+        <w:t xml:space="preserve">마커스: 반짝이지 않아. 그냥 진짜야.</w:t>
+      </w:r>
+    </w:p>
+    <w:p>
+      <w:pPr>
+        <w:pStyle w:val="BodyText"/>
+      </w:pPr>
+      <w:r>
+        <w:t xml:space="preserve">노아: 10년. 같은 냅킨. 다른 손들. 집에 가요.</w:t>
+      </w:r>
+    </w:p>
+    <w:bookmarkEnd w:id="36"/>
+    <w:bookmarkEnd w:id="37"/>
+    <w:bookmarkEnd w:id="38"/>
     <w:sectPr/>
   </w:body>
 </w:document>
@@ -4457,583 +4404,8 @@
       </w:pPr>
     </w:lvl>
   </w:abstractNum>
-  <w:abstractNum w:abstractNumId="99411">
-    <w:nsid w:val="A99411"/>
-    <w:multiLevelType w:val="multilevel"/>
-    <w:lvl w:ilvl="0">
-      <w:start w:val="1"/>
-      <w:numFmt w:val="decimal"/>
-      <w:lvlText w:val="%1."/>
-      <w:lvlJc w:val="left"/>
-      <w:pPr>
-        <w:ind w:left="720" w:hanging="480"/>
-      </w:pPr>
-    </w:lvl>
-    <w:lvl w:ilvl="1">
-      <w:start w:val="1"/>
-      <w:numFmt w:val="decimal"/>
-      <w:lvlText w:val="%2."/>
-      <w:lvlJc w:val="left"/>
-      <w:pPr>
-        <w:ind w:left="1440" w:hanging="480"/>
-      </w:pPr>
-    </w:lvl>
-    <w:lvl w:ilvl="2">
-      <w:start w:val="1"/>
-      <w:numFmt w:val="decimal"/>
-      <w:lvlText w:val="%3."/>
-      <w:lvlJc w:val="left"/>
-      <w:pPr>
-        <w:ind w:left="2160" w:hanging="480"/>
-      </w:pPr>
-    </w:lvl>
-    <w:lvl w:ilvl="3">
-      <w:start w:val="1"/>
-      <w:numFmt w:val="decimal"/>
-      <w:lvlText w:val="%4."/>
-      <w:lvlJc w:val="left"/>
-      <w:pPr>
-        <w:ind w:left="2880" w:hanging="480"/>
-      </w:pPr>
-    </w:lvl>
-    <w:lvl w:ilvl="4">
-      <w:start w:val="1"/>
-      <w:numFmt w:val="decimal"/>
-      <w:lvlText w:val="%5."/>
-      <w:lvlJc w:val="left"/>
-      <w:pPr>
-        <w:ind w:left="3600" w:hanging="480"/>
-      </w:pPr>
-    </w:lvl>
-    <w:lvl w:ilvl="5">
-      <w:start w:val="1"/>
-      <w:numFmt w:val="decimal"/>
-      <w:lvlText w:val="%6."/>
-      <w:lvlJc w:val="left"/>
-      <w:pPr>
-        <w:ind w:left="4320" w:hanging="480"/>
-      </w:pPr>
-    </w:lvl>
-    <w:lvl w:ilvl="6">
-      <w:start w:val="1"/>
-      <w:numFmt w:val="decimal"/>
-      <w:lvlText w:val="%7."/>
-      <w:lvlJc w:val="left"/>
-      <w:pPr>
-        <w:ind w:left="5040" w:hanging="480"/>
-      </w:pPr>
-    </w:lvl>
-    <w:lvl w:ilvl="7">
-      <w:start w:val="1"/>
-      <w:numFmt w:val="decimal"/>
-      <w:lvlText w:val="%8."/>
-      <w:lvlJc w:val="left"/>
-      <w:pPr>
-        <w:ind w:left="5760" w:hanging="480"/>
-      </w:pPr>
-    </w:lvl>
-    <w:lvl w:ilvl="8">
-      <w:start w:val="1"/>
-      <w:numFmt w:val="decimal"/>
-      <w:lvlText w:val="%9."/>
-      <w:lvlJc w:val="left"/>
-      <w:pPr>
-        <w:ind w:left="6480" w:hanging="480"/>
-      </w:pPr>
-    </w:lvl>
-  </w:abstractNum>
-  <w:abstractNum w:abstractNumId="994116">
-    <w:nsid w:val="A994116"/>
-    <w:multiLevelType w:val="multilevel"/>
-    <w:lvl w:ilvl="0">
-      <w:start w:val="16"/>
-      <w:numFmt w:val="decimal"/>
-      <w:lvlText w:val="%1."/>
-      <w:lvlJc w:val="left"/>
-      <w:pPr>
-        <w:ind w:left="720" w:hanging="480"/>
-      </w:pPr>
-    </w:lvl>
-    <w:lvl w:ilvl="1">
-      <w:start w:val="16"/>
-      <w:numFmt w:val="decimal"/>
-      <w:lvlText w:val="%2."/>
-      <w:lvlJc w:val="left"/>
-      <w:pPr>
-        <w:ind w:left="1440" w:hanging="480"/>
-      </w:pPr>
-    </w:lvl>
-    <w:lvl w:ilvl="2">
-      <w:start w:val="16"/>
-      <w:numFmt w:val="decimal"/>
-      <w:lvlText w:val="%3."/>
-      <w:lvlJc w:val="left"/>
-      <w:pPr>
-        <w:ind w:left="2160" w:hanging="480"/>
-      </w:pPr>
-    </w:lvl>
-    <w:lvl w:ilvl="3">
-      <w:start w:val="16"/>
-      <w:numFmt w:val="decimal"/>
-      <w:lvlText w:val="%4."/>
-      <w:lvlJc w:val="left"/>
-      <w:pPr>
-        <w:ind w:left="2880" w:hanging="480"/>
-      </w:pPr>
-    </w:lvl>
-    <w:lvl w:ilvl="4">
-      <w:start w:val="16"/>
-      <w:numFmt w:val="decimal"/>
-      <w:lvlText w:val="%5."/>
-      <w:lvlJc w:val="left"/>
-      <w:pPr>
-        <w:ind w:left="3600" w:hanging="480"/>
-      </w:pPr>
-    </w:lvl>
-    <w:lvl w:ilvl="5">
-      <w:start w:val="16"/>
-      <w:numFmt w:val="decimal"/>
-      <w:lvlText w:val="%6."/>
-      <w:lvlJc w:val="left"/>
-      <w:pPr>
-        <w:ind w:left="4320" w:hanging="480"/>
-      </w:pPr>
-    </w:lvl>
-    <w:lvl w:ilvl="6">
-      <w:start w:val="16"/>
-      <w:numFmt w:val="decimal"/>
-      <w:lvlText w:val="%7."/>
-      <w:lvlJc w:val="left"/>
-      <w:pPr>
-        <w:ind w:left="5040" w:hanging="480"/>
-      </w:pPr>
-    </w:lvl>
-    <w:lvl w:ilvl="7">
-      <w:start w:val="16"/>
-      <w:numFmt w:val="decimal"/>
-      <w:lvlText w:val="%8."/>
-      <w:lvlJc w:val="left"/>
-      <w:pPr>
-        <w:ind w:left="5760" w:hanging="480"/>
-      </w:pPr>
-    </w:lvl>
-    <w:lvl w:ilvl="8">
-      <w:start w:val="16"/>
-      <w:numFmt w:val="decimal"/>
-      <w:lvlText w:val="%9."/>
-      <w:lvlJc w:val="left"/>
-      <w:pPr>
-        <w:ind w:left="6480" w:hanging="480"/>
-      </w:pPr>
-    </w:lvl>
-  </w:abstractNum>
-  <w:abstractNum w:abstractNumId="994151">
-    <w:nsid w:val="A994151"/>
-    <w:multiLevelType w:val="multilevel"/>
-    <w:lvl w:ilvl="0">
-      <w:start w:val="51"/>
-      <w:numFmt w:val="decimal"/>
-      <w:lvlText w:val="%1."/>
-      <w:lvlJc w:val="left"/>
-      <w:pPr>
-        <w:ind w:left="720" w:hanging="480"/>
-      </w:pPr>
-    </w:lvl>
-    <w:lvl w:ilvl="1">
-      <w:start w:val="51"/>
-      <w:numFmt w:val="decimal"/>
-      <w:lvlText w:val="%2."/>
-      <w:lvlJc w:val="left"/>
-      <w:pPr>
-        <w:ind w:left="1440" w:hanging="480"/>
-      </w:pPr>
-    </w:lvl>
-    <w:lvl w:ilvl="2">
-      <w:start w:val="51"/>
-      <w:numFmt w:val="decimal"/>
-      <w:lvlText w:val="%3."/>
-      <w:lvlJc w:val="left"/>
-      <w:pPr>
-        <w:ind w:left="2160" w:hanging="480"/>
-      </w:pPr>
-    </w:lvl>
-    <w:lvl w:ilvl="3">
-      <w:start w:val="51"/>
-      <w:numFmt w:val="decimal"/>
-      <w:lvlText w:val="%4."/>
-      <w:lvlJc w:val="left"/>
-      <w:pPr>
-        <w:ind w:left="2880" w:hanging="480"/>
-      </w:pPr>
-    </w:lvl>
-    <w:lvl w:ilvl="4">
-      <w:start w:val="51"/>
-      <w:numFmt w:val="decimal"/>
-      <w:lvlText w:val="%5."/>
-      <w:lvlJc w:val="left"/>
-      <w:pPr>
-        <w:ind w:left="3600" w:hanging="480"/>
-      </w:pPr>
-    </w:lvl>
-    <w:lvl w:ilvl="5">
-      <w:start w:val="51"/>
-      <w:numFmt w:val="decimal"/>
-      <w:lvlText w:val="%6."/>
-      <w:lvlJc w:val="left"/>
-      <w:pPr>
-        <w:ind w:left="4320" w:hanging="480"/>
-      </w:pPr>
-    </w:lvl>
-    <w:lvl w:ilvl="6">
-      <w:start w:val="51"/>
-      <w:numFmt w:val="decimal"/>
-      <w:lvlText w:val="%7."/>
-      <w:lvlJc w:val="left"/>
-      <w:pPr>
-        <w:ind w:left="5040" w:hanging="480"/>
-      </w:pPr>
-    </w:lvl>
-    <w:lvl w:ilvl="7">
-      <w:start w:val="51"/>
-      <w:numFmt w:val="decimal"/>
-      <w:lvlText w:val="%8."/>
-      <w:lvlJc w:val="left"/>
-      <w:pPr>
-        <w:ind w:left="5760" w:hanging="480"/>
-      </w:pPr>
-    </w:lvl>
-    <w:lvl w:ilvl="8">
-      <w:start w:val="51"/>
-      <w:numFmt w:val="decimal"/>
-      <w:lvlText w:val="%9."/>
-      <w:lvlJc w:val="left"/>
-      <w:pPr>
-        <w:ind w:left="6480" w:hanging="480"/>
-      </w:pPr>
-    </w:lvl>
-  </w:abstractNum>
-  <w:abstractNum w:abstractNumId="994181">
-    <w:nsid w:val="A994181"/>
-    <w:multiLevelType w:val="multilevel"/>
-    <w:lvl w:ilvl="0">
-      <w:start w:val="81"/>
-      <w:numFmt w:val="decimal"/>
-      <w:lvlText w:val="%1."/>
-      <w:lvlJc w:val="left"/>
-      <w:pPr>
-        <w:ind w:left="720" w:hanging="480"/>
-      </w:pPr>
-    </w:lvl>
-    <w:lvl w:ilvl="1">
-      <w:start w:val="81"/>
-      <w:numFmt w:val="decimal"/>
-      <w:lvlText w:val="%2."/>
-      <w:lvlJc w:val="left"/>
-      <w:pPr>
-        <w:ind w:left="1440" w:hanging="480"/>
-      </w:pPr>
-    </w:lvl>
-    <w:lvl w:ilvl="2">
-      <w:start w:val="81"/>
-      <w:numFmt w:val="decimal"/>
-      <w:lvlText w:val="%3."/>
-      <w:lvlJc w:val="left"/>
-      <w:pPr>
-        <w:ind w:left="2160" w:hanging="480"/>
-      </w:pPr>
-    </w:lvl>
-    <w:lvl w:ilvl="3">
-      <w:start w:val="81"/>
-      <w:numFmt w:val="decimal"/>
-      <w:lvlText w:val="%4."/>
-      <w:lvlJc w:val="left"/>
-      <w:pPr>
-        <w:ind w:left="2880" w:hanging="480"/>
-      </w:pPr>
-    </w:lvl>
-    <w:lvl w:ilvl="4">
-      <w:start w:val="81"/>
-      <w:numFmt w:val="decimal"/>
-      <w:lvlText w:val="%5."/>
-      <w:lvlJc w:val="left"/>
-      <w:pPr>
-        <w:ind w:left="3600" w:hanging="480"/>
-      </w:pPr>
-    </w:lvl>
-    <w:lvl w:ilvl="5">
-      <w:start w:val="81"/>
-      <w:numFmt w:val="decimal"/>
-      <w:lvlText w:val="%6."/>
-      <w:lvlJc w:val="left"/>
-      <w:pPr>
-        <w:ind w:left="4320" w:hanging="480"/>
-      </w:pPr>
-    </w:lvl>
-    <w:lvl w:ilvl="6">
-      <w:start w:val="81"/>
-      <w:numFmt w:val="decimal"/>
-      <w:lvlText w:val="%7."/>
-      <w:lvlJc w:val="left"/>
-      <w:pPr>
-        <w:ind w:left="5040" w:hanging="480"/>
-      </w:pPr>
-    </w:lvl>
-    <w:lvl w:ilvl="7">
-      <w:start w:val="81"/>
-      <w:numFmt w:val="decimal"/>
-      <w:lvlText w:val="%8."/>
-      <w:lvlJc w:val="left"/>
-      <w:pPr>
-        <w:ind w:left="5760" w:hanging="480"/>
-      </w:pPr>
-    </w:lvl>
-    <w:lvl w:ilvl="8">
-      <w:start w:val="81"/>
-      <w:numFmt w:val="decimal"/>
-      <w:lvlText w:val="%9."/>
-      <w:lvlJc w:val="left"/>
-      <w:pPr>
-        <w:ind w:left="6480" w:hanging="480"/>
-      </w:pPr>
-    </w:lvl>
-  </w:abstractNum>
-  <w:abstractNum w:abstractNumId="9941106">
-    <w:nsid w:val="A9941106"/>
-    <w:multiLevelType w:val="multilevel"/>
-    <w:lvl w:ilvl="0">
-      <w:start w:val="106"/>
-      <w:numFmt w:val="decimal"/>
-      <w:lvlText w:val="%1."/>
-      <w:lvlJc w:val="left"/>
-      <w:pPr>
-        <w:ind w:left="720" w:hanging="480"/>
-      </w:pPr>
-    </w:lvl>
-    <w:lvl w:ilvl="1">
-      <w:start w:val="106"/>
-      <w:numFmt w:val="decimal"/>
-      <w:lvlText w:val="%2."/>
-      <w:lvlJc w:val="left"/>
-      <w:pPr>
-        <w:ind w:left="1440" w:hanging="480"/>
-      </w:pPr>
-    </w:lvl>
-    <w:lvl w:ilvl="2">
-      <w:start w:val="106"/>
-      <w:numFmt w:val="decimal"/>
-      <w:lvlText w:val="%3."/>
-      <w:lvlJc w:val="left"/>
-      <w:pPr>
-        <w:ind w:left="2160" w:hanging="480"/>
-      </w:pPr>
-    </w:lvl>
-    <w:lvl w:ilvl="3">
-      <w:start w:val="106"/>
-      <w:numFmt w:val="decimal"/>
-      <w:lvlText w:val="%4."/>
-      <w:lvlJc w:val="left"/>
-      <w:pPr>
-        <w:ind w:left="2880" w:hanging="480"/>
-      </w:pPr>
-    </w:lvl>
-    <w:lvl w:ilvl="4">
-      <w:start w:val="106"/>
-      <w:numFmt w:val="decimal"/>
-      <w:lvlText w:val="%5."/>
-      <w:lvlJc w:val="left"/>
-      <w:pPr>
-        <w:ind w:left="3600" w:hanging="480"/>
-      </w:pPr>
-    </w:lvl>
-    <w:lvl w:ilvl="5">
-      <w:start w:val="106"/>
-      <w:numFmt w:val="decimal"/>
-      <w:lvlText w:val="%6."/>
-      <w:lvlJc w:val="left"/>
-      <w:pPr>
-        <w:ind w:left="4320" w:hanging="480"/>
-      </w:pPr>
-    </w:lvl>
-    <w:lvl w:ilvl="6">
-      <w:start w:val="106"/>
-      <w:numFmt w:val="decimal"/>
-      <w:lvlText w:val="%7."/>
-      <w:lvlJc w:val="left"/>
-      <w:pPr>
-        <w:ind w:left="5040" w:hanging="480"/>
-      </w:pPr>
-    </w:lvl>
-    <w:lvl w:ilvl="7">
-      <w:start w:val="106"/>
-      <w:numFmt w:val="decimal"/>
-      <w:lvlText w:val="%8."/>
-      <w:lvlJc w:val="left"/>
-      <w:pPr>
-        <w:ind w:left="5760" w:hanging="480"/>
-      </w:pPr>
-    </w:lvl>
-    <w:lvl w:ilvl="8">
-      <w:start w:val="106"/>
-      <w:numFmt w:val="decimal"/>
-      <w:lvlText w:val="%9."/>
-      <w:lvlJc w:val="left"/>
-      <w:pPr>
-        <w:ind w:left="6480" w:hanging="480"/>
-      </w:pPr>
-    </w:lvl>
-  </w:abstractNum>
   <w:num w:numId="1000">
     <w:abstractNumId w:val="990"/>
-  </w:num>
-  <w:num w:numId="1001">
-    <w:abstractNumId w:val="99411"/>
-    <w:lvlOverride w:ilvl="0">
-      <w:startOverride w:val="1"/>
-    </w:lvlOverride>
-    <w:lvlOverride w:ilvl="1">
-      <w:startOverride w:val="1"/>
-    </w:lvlOverride>
-    <w:lvlOverride w:ilvl="2">
-      <w:startOverride w:val="1"/>
-    </w:lvlOverride>
-    <w:lvlOverride w:ilvl="3">
-      <w:startOverride w:val="1"/>
-    </w:lvlOverride>
-    <w:lvlOverride w:ilvl="4">
-      <w:startOverride w:val="1"/>
-    </w:lvlOverride>
-    <w:lvlOverride w:ilvl="5">
-      <w:startOverride w:val="1"/>
-    </w:lvlOverride>
-    <w:lvlOverride w:ilvl="6">
-      <w:startOverride w:val="1"/>
-    </w:lvlOverride>
-    <w:lvlOverride w:ilvl="7">
-      <w:startOverride w:val="1"/>
-    </w:lvlOverride>
-    <w:lvlOverride w:ilvl="8">
-      <w:startOverride w:val="1"/>
-    </w:lvlOverride>
-  </w:num>
-  <w:num w:numId="1002">
-    <w:abstractNumId w:val="994116"/>
-    <w:lvlOverride w:ilvl="0">
-      <w:startOverride w:val="16"/>
-    </w:lvlOverride>
-    <w:lvlOverride w:ilvl="1">
-      <w:startOverride w:val="16"/>
-    </w:lvlOverride>
-    <w:lvlOverride w:ilvl="2">
-      <w:startOverride w:val="16"/>
-    </w:lvlOverride>
-    <w:lvlOverride w:ilvl="3">
-      <w:startOverride w:val="16"/>
-    </w:lvlOverride>
-    <w:lvlOverride w:ilvl="4">
-      <w:startOverride w:val="16"/>
-    </w:lvlOverride>
-    <w:lvlOverride w:ilvl="5">
-      <w:startOverride w:val="16"/>
-    </w:lvlOverride>
-    <w:lvlOverride w:ilvl="6">
-      <w:startOverride w:val="16"/>
-    </w:lvlOverride>
-    <w:lvlOverride w:ilvl="7">
-      <w:startOverride w:val="16"/>
-    </w:lvlOverride>
-    <w:lvlOverride w:ilvl="8">
-      <w:startOverride w:val="16"/>
-    </w:lvlOverride>
-  </w:num>
-  <w:num w:numId="1003">
-    <w:abstractNumId w:val="994151"/>
-    <w:lvlOverride w:ilvl="0">
-      <w:startOverride w:val="51"/>
-    </w:lvlOverride>
-    <w:lvlOverride w:ilvl="1">
-      <w:startOverride w:val="51"/>
-    </w:lvlOverride>
-    <w:lvlOverride w:ilvl="2">
-      <w:startOverride w:val="51"/>
-    </w:lvlOverride>
-    <w:lvlOverride w:ilvl="3">
-      <w:startOverride w:val="51"/>
-    </w:lvlOverride>
-    <w:lvlOverride w:ilvl="4">
-      <w:startOverride w:val="51"/>
-    </w:lvlOverride>
-    <w:lvlOverride w:ilvl="5">
-      <w:startOverride w:val="51"/>
-    </w:lvlOverride>
-    <w:lvlOverride w:ilvl="6">
-      <w:startOverride w:val="51"/>
-    </w:lvlOverride>
-    <w:lvlOverride w:ilvl="7">
-      <w:startOverride w:val="51"/>
-    </w:lvlOverride>
-    <w:lvlOverride w:ilvl="8">
-      <w:startOverride w:val="51"/>
-    </w:lvlOverride>
-  </w:num>
-  <w:num w:numId="1004">
-    <w:abstractNumId w:val="994181"/>
-    <w:lvlOverride w:ilvl="0">
-      <w:startOverride w:val="81"/>
-    </w:lvlOverride>
-    <w:lvlOverride w:ilvl="1">
-      <w:startOverride w:val="81"/>
-    </w:lvlOverride>
-    <w:lvlOverride w:ilvl="2">
-      <w:startOverride w:val="81"/>
-    </w:lvlOverride>
-    <w:lvlOverride w:ilvl="3">
-      <w:startOverride w:val="81"/>
-    </w:lvlOverride>
-    <w:lvlOverride w:ilvl="4">
-      <w:startOverride w:val="81"/>
-    </w:lvlOverride>
-    <w:lvlOverride w:ilvl="5">
-      <w:startOverride w:val="81"/>
-    </w:lvlOverride>
-    <w:lvlOverride w:ilvl="6">
-      <w:startOverride w:val="81"/>
-    </w:lvlOverride>
-    <w:lvlOverride w:ilvl="7">
-      <w:startOverride w:val="81"/>
-    </w:lvlOverride>
-    <w:lvlOverride w:ilvl="8">
-      <w:startOverride w:val="81"/>
-    </w:lvlOverride>
-  </w:num>
-  <w:num w:numId="1005">
-    <w:abstractNumId w:val="9941106"/>
-    <w:lvlOverride w:ilvl="0">
-      <w:startOverride w:val="106"/>
-    </w:lvlOverride>
-    <w:lvlOverride w:ilvl="1">
-      <w:startOverride w:val="106"/>
-    </w:lvlOverride>
-    <w:lvlOverride w:ilvl="2">
-      <w:startOverride w:val="106"/>
-    </w:lvlOverride>
-    <w:lvlOverride w:ilvl="3">
-      <w:startOverride w:val="106"/>
-    </w:lvlOverride>
-    <w:lvlOverride w:ilvl="4">
-      <w:startOverride w:val="106"/>
-    </w:lvlOverride>
-    <w:lvlOverride w:ilvl="5">
-      <w:startOverride w:val="106"/>
-    </w:lvlOverride>
-    <w:lvlOverride w:ilvl="6">
-      <w:startOverride w:val="106"/>
-    </w:lvlOverride>
-    <w:lvlOverride w:ilvl="7">
-      <w:startOverride w:val="106"/>
-    </w:lvlOverride>
-    <w:lvlOverride w:ilvl="8">
-      <w:startOverride w:val="106"/>
-    </w:lvlOverride>
   </w:num>
 </w:numbering>
 </file>
